--- a/lars/Android/Lars_Jansen.docx
+++ b/lars/Android/Lars_Jansen.docx
@@ -65,12 +65,6 @@
         <w:gridCol w:w="10340"/>
       </w:tblGrid>
       <w:tr>
-        <w:tblPrEx>
-          <w:tblCellMar>
-            <w:top w:w="0" w:type="dxa"/>
-            <w:bottom w:w="0" w:type="dxa"/>
-          </w:tblCellMar>
-        </w:tblPrEx>
         <w:tc>
           <w:tcPr>
             <w:tcW w:w="0" w:type="auto"/>
@@ -166,13 +160,12 @@
         <w:jc w:val="both"/>
         <w:rPr>
           <w:rFonts w:ascii="Arial" w:hAnsi="Arial" w:cs="Arial"/>
-          <w:sz w:val="18"/>
-        </w:rPr>
-      </w:pPr>
-      <w:r>
-        <w:rPr>
-          <w:rFonts w:ascii="Arial" w:hAnsi="Arial" w:cs="Arial"/>
-          <w:sz w:val="18"/>
+        </w:rPr>
+      </w:pPr>
+      <w:bookmarkStart w:id="0" w:name="_GoBack"/>
+      <w:r>
+        <w:rPr>
+          <w:rFonts w:ascii="Arial" w:hAnsi="Arial" w:cs="Arial"/>
         </w:rPr>
         <w:t xml:space="preserve">Senior Software Engineer with 9+ years of experience delivering production Android applications and the APIs behind them, focused on </w:t>
       </w:r>
@@ -180,14 +173,12 @@
         <w:rPr>
           <w:rStyle w:val="Strong"/>
           <w:rFonts w:ascii="Arial" w:hAnsi="Arial" w:cs="Arial"/>
-          <w:sz w:val="18"/>
         </w:rPr>
         <w:t>reliability</w:t>
       </w:r>
       <w:r>
         <w:rPr>
           <w:rFonts w:ascii="Arial" w:hAnsi="Arial" w:cs="Arial"/>
-          <w:sz w:val="18"/>
         </w:rPr>
         <w:t xml:space="preserve">, </w:t>
       </w:r>
@@ -195,14 +186,12 @@
         <w:rPr>
           <w:rStyle w:val="Strong"/>
           <w:rFonts w:ascii="Arial" w:hAnsi="Arial" w:cs="Arial"/>
-          <w:sz w:val="18"/>
         </w:rPr>
         <w:t>performance</w:t>
       </w:r>
       <w:r>
         <w:rPr>
           <w:rFonts w:ascii="Arial" w:hAnsi="Arial" w:cs="Arial"/>
-          <w:sz w:val="18"/>
         </w:rPr>
         <w:t xml:space="preserve">, and </w:t>
       </w:r>
@@ -210,14 +199,12 @@
         <w:rPr>
           <w:rStyle w:val="Strong"/>
           <w:rFonts w:ascii="Arial" w:hAnsi="Arial" w:cs="Arial"/>
-          <w:sz w:val="18"/>
         </w:rPr>
         <w:t>maintainable architecture</w:t>
       </w:r>
       <w:r>
         <w:rPr>
           <w:rFonts w:ascii="Arial" w:hAnsi="Arial" w:cs="Arial"/>
-          <w:sz w:val="18"/>
         </w:rPr>
         <w:t xml:space="preserve">. </w:t>
       </w:r>
@@ -225,7 +212,6 @@
       <w:r>
         <w:rPr>
           <w:rFonts w:ascii="Arial" w:hAnsi="Arial" w:cs="Arial"/>
-          <w:sz w:val="18"/>
         </w:rPr>
         <w:t xml:space="preserve">Strong track record building clean client layers (networking, persistence, </w:t>
       </w:r>
@@ -233,14 +219,12 @@
         <w:rPr>
           <w:rStyle w:val="Strong"/>
           <w:rFonts w:ascii="Arial" w:hAnsi="Arial" w:cs="Arial"/>
-          <w:sz w:val="18"/>
         </w:rPr>
         <w:t>offline-first</w:t>
       </w:r>
       <w:r>
         <w:rPr>
           <w:rFonts w:ascii="Arial" w:hAnsi="Arial" w:cs="Arial"/>
-          <w:sz w:val="18"/>
         </w:rPr>
         <w:t xml:space="preserve"> flows, and secure </w:t>
       </w:r>
@@ -248,7 +232,6 @@
       <w:r>
         <w:rPr>
           <w:rFonts w:ascii="Arial" w:hAnsi="Arial" w:cs="Arial"/>
-          <w:sz w:val="18"/>
         </w:rPr>
         <w:t>auth</w:t>
       </w:r>
@@ -256,7 +239,6 @@
       <w:r>
         <w:rPr>
           <w:rFonts w:ascii="Arial" w:hAnsi="Arial" w:cs="Arial"/>
-          <w:sz w:val="18"/>
         </w:rPr>
         <w:t>), turning ambiguous requirements into shippable features with predictable quality, and improving stability through actionable telemetry.</w:t>
       </w:r>
@@ -264,7 +246,6 @@
       <w:r>
         <w:rPr>
           <w:rFonts w:ascii="Arial" w:hAnsi="Arial" w:cs="Arial"/>
-          <w:sz w:val="18"/>
         </w:rPr>
         <w:t xml:space="preserve"> </w:t>
       </w:r>
@@ -272,12 +253,12 @@
       <w:r>
         <w:rPr>
           <w:rFonts w:ascii="Arial" w:hAnsi="Arial" w:cs="Arial"/>
-          <w:sz w:val="18"/>
         </w:rPr>
         <w:t>Comfortable owning end-to-end releases across mobile and cloud, aligning client contracts with REST services, and keeping user workflows resilient under flaky networks, changing data, and real-world device constraints.</w:t>
       </w:r>
       <w:proofErr w:type="gramEnd"/>
     </w:p>
+    <w:bookmarkEnd w:id="0"/>
     <w:p>
       <w:pPr>
         <w:pBdr>
@@ -612,6 +593,11 @@
           <w:numId w:val="3"/>
         </w:numPr>
         <w:jc w:val="both"/>
+        <w:rPr>
+          <w:rFonts w:ascii="Arial" w:hAnsi="Arial" w:cs="Arial"/>
+          <w:sz w:val="18"/>
+          <w:szCs w:val="18"/>
+        </w:rPr>
       </w:pPr>
       <w:r>
         <w:rPr>
@@ -688,12 +674,6 @@
         <w:gridCol w:w="3060"/>
       </w:tblGrid>
       <w:tr>
-        <w:tblPrEx>
-          <w:tblCellMar>
-            <w:top w:w="0" w:type="dxa"/>
-            <w:bottom w:w="0" w:type="dxa"/>
-          </w:tblCellMar>
-        </w:tblPrEx>
         <w:tc>
           <w:tcPr>
             <w:tcW w:w="3500" w:type="pct"/>
@@ -818,17 +798,7 @@
           <w:rFonts w:ascii="Arial" w:hAnsi="Arial" w:cs="Arial"/>
           <w:sz w:val="18"/>
         </w:rPr>
-        <w:t>Jetpack archite</w:t>
-      </w:r>
-      <w:bookmarkStart w:id="0" w:name="_GoBack"/>
-      <w:bookmarkEnd w:id="0"/>
-      <w:r>
-        <w:rPr>
-          <w:rStyle w:val="Strong"/>
-          <w:rFonts w:ascii="Arial" w:hAnsi="Arial" w:cs="Arial"/>
-          <w:sz w:val="18"/>
-        </w:rPr>
-        <w:t>cture components</w:t>
+        <w:t>Jetpack architecture components</w:t>
       </w:r>
       <w:r>
         <w:rPr>
@@ -1467,12 +1437,6 @@
         <w:gridCol w:w="3060"/>
       </w:tblGrid>
       <w:tr>
-        <w:tblPrEx>
-          <w:tblCellMar>
-            <w:top w:w="0" w:type="dxa"/>
-            <w:bottom w:w="0" w:type="dxa"/>
-          </w:tblCellMar>
-        </w:tblPrEx>
         <w:tc>
           <w:tcPr>
             <w:tcW w:w="3500" w:type="pct"/>
@@ -1725,6 +1689,7 @@
           <w:rFonts w:ascii="Arial" w:hAnsi="Arial" w:cs="Arial"/>
           <w:sz w:val="18"/>
         </w:rPr>
+        <w:lastRenderedPageBreak/>
         <w:t xml:space="preserve">Optimized scrolling and rendering using </w:t>
       </w:r>
       <w:proofErr w:type="spellStart"/>
@@ -1771,7 +1736,6 @@
           <w:rFonts w:ascii="Arial" w:hAnsi="Arial" w:cs="Arial"/>
           <w:sz w:val="18"/>
         </w:rPr>
-        <w:lastRenderedPageBreak/>
         <w:t xml:space="preserve">Added reliable </w:t>
       </w:r>
       <w:r>
@@ -2122,12 +2086,6 @@
         <w:gridCol w:w="3060"/>
       </w:tblGrid>
       <w:tr>
-        <w:tblPrEx>
-          <w:tblCellMar>
-            <w:top w:w="0" w:type="dxa"/>
-            <w:bottom w:w="0" w:type="dxa"/>
-          </w:tblCellMar>
-        </w:tblPrEx>
         <w:tc>
           <w:tcPr>
             <w:tcW w:w="3500" w:type="pct"/>
@@ -2788,12 +2746,6 @@
         <w:gridCol w:w="3060"/>
       </w:tblGrid>
       <w:tr>
-        <w:tblPrEx>
-          <w:tblCellMar>
-            <w:top w:w="0" w:type="dxa"/>
-            <w:bottom w:w="0" w:type="dxa"/>
-          </w:tblCellMar>
-        </w:tblPrEx>
         <w:tc>
           <w:tcPr>
             <w:tcW w:w="3500" w:type="pct"/>

--- a/lars/Android/Lars_Jansen.docx
+++ b/lars/Android/Lars_Jansen.docx
@@ -1664,7 +1664,7 @@
         <w:pStyle w:val="NormalWeb"/>
         <w:numPr>
           <w:ilvl w:val="0"/>
-          <w:numId w:val="35"/>
+          <w:numId w:val="45"/>
         </w:numPr>
         <w:jc w:val="both"/>
         <w:rPr>
@@ -1677,7 +1677,22 @@
           <w:rFonts w:ascii="Arial" w:hAnsi="Arial" w:cs="Arial"/>
           <w:sz w:val="18"/>
         </w:rPr>
-        <w:t xml:space="preserve">I led delivery of a mission-critical Android client using </w:t>
+        <w:t xml:space="preserve">Led delivery of a mission-critical </w:t>
+      </w:r>
+      <w:r>
+        <w:rPr>
+          <w:rStyle w:val="Strong"/>
+          <w:rFonts w:ascii="Arial" w:hAnsi="Arial" w:cs="Arial"/>
+          <w:sz w:val="18"/>
+        </w:rPr>
+        <w:t>Android</w:t>
+      </w:r>
+      <w:r>
+        <w:rPr>
+          <w:rFonts w:ascii="Arial" w:hAnsi="Arial" w:cs="Arial"/>
+          <w:sz w:val="18"/>
+        </w:rPr>
+        <w:t xml:space="preserve"> client using </w:t>
       </w:r>
       <w:proofErr w:type="spellStart"/>
       <w:r>
@@ -1717,7 +1732,22 @@
           <w:rFonts w:ascii="Arial" w:hAnsi="Arial" w:cs="Arial"/>
           <w:sz w:val="18"/>
         </w:rPr>
-        <w:t>, ensuring operators could act fast under stress while the app stayed stable during heavy real-time traffic.</w:t>
+        <w:t xml:space="preserve">, ensuring operators could act fast under stress while the app stayed </w:t>
+      </w:r>
+      <w:r>
+        <w:rPr>
+          <w:rStyle w:val="Strong"/>
+          <w:rFonts w:ascii="Arial" w:hAnsi="Arial" w:cs="Arial"/>
+          <w:sz w:val="18"/>
+        </w:rPr>
+        <w:t>stable</w:t>
+      </w:r>
+      <w:r>
+        <w:rPr>
+          <w:rFonts w:ascii="Arial" w:hAnsi="Arial" w:cs="Arial"/>
+          <w:sz w:val="18"/>
+        </w:rPr>
+        <w:t xml:space="preserve"> during heavy real-time traffic.</w:t>
       </w:r>
     </w:p>
     <w:p>
@@ -1725,7 +1755,7 @@
         <w:pStyle w:val="NormalWeb"/>
         <w:numPr>
           <w:ilvl w:val="0"/>
-          <w:numId w:val="35"/>
+          <w:numId w:val="45"/>
         </w:numPr>
         <w:jc w:val="both"/>
         <w:rPr>
@@ -1738,7 +1768,22 @@
           <w:rFonts w:ascii="Arial" w:hAnsi="Arial" w:cs="Arial"/>
           <w:sz w:val="18"/>
         </w:rPr>
-        <w:t xml:space="preserve">I built a resilient networking layer with </w:t>
+        <w:t xml:space="preserve">Built a resilient </w:t>
+      </w:r>
+      <w:r>
+        <w:rPr>
+          <w:rStyle w:val="Strong"/>
+          <w:rFonts w:ascii="Arial" w:hAnsi="Arial" w:cs="Arial"/>
+          <w:sz w:val="18"/>
+        </w:rPr>
+        <w:t>networking layer</w:t>
+      </w:r>
+      <w:r>
+        <w:rPr>
+          <w:rFonts w:ascii="Arial" w:hAnsi="Arial" w:cs="Arial"/>
+          <w:sz w:val="18"/>
+        </w:rPr>
+        <w:t xml:space="preserve"> with </w:t>
       </w:r>
       <w:r>
         <w:rPr>
@@ -1778,7 +1823,37 @@
           <w:rFonts w:ascii="Arial" w:hAnsi="Arial" w:cs="Arial"/>
           <w:sz w:val="18"/>
         </w:rPr>
-        <w:t>, adding strict timeout budgets, connection pooling tuning, and safe retries so responsiveness stayed consistent on weak networks.</w:t>
+        <w:t xml:space="preserve">, adding strict </w:t>
+      </w:r>
+      <w:r>
+        <w:rPr>
+          <w:rStyle w:val="Strong"/>
+          <w:rFonts w:ascii="Arial" w:hAnsi="Arial" w:cs="Arial"/>
+          <w:sz w:val="18"/>
+        </w:rPr>
+        <w:t>timeout budgets</w:t>
+      </w:r>
+      <w:r>
+        <w:rPr>
+          <w:rFonts w:ascii="Arial" w:hAnsi="Arial" w:cs="Arial"/>
+          <w:sz w:val="18"/>
+        </w:rPr>
+        <w:t xml:space="preserve">, connection pooling tuning, and safe </w:t>
+      </w:r>
+      <w:r>
+        <w:rPr>
+          <w:rStyle w:val="Strong"/>
+          <w:rFonts w:ascii="Arial" w:hAnsi="Arial" w:cs="Arial"/>
+          <w:sz w:val="18"/>
+        </w:rPr>
+        <w:t>retries</w:t>
+      </w:r>
+      <w:r>
+        <w:rPr>
+          <w:rFonts w:ascii="Arial" w:hAnsi="Arial" w:cs="Arial"/>
+          <w:sz w:val="18"/>
+        </w:rPr>
+        <w:t xml:space="preserve"> so responsiveness stayed consistent on weak networks.</w:t>
       </w:r>
     </w:p>
     <w:p>
@@ -1786,7 +1861,7 @@
         <w:pStyle w:val="NormalWeb"/>
         <w:numPr>
           <w:ilvl w:val="0"/>
-          <w:numId w:val="35"/>
+          <w:numId w:val="45"/>
         </w:numPr>
         <w:jc w:val="both"/>
         <w:rPr>
@@ -1799,7 +1874,22 @@
           <w:rFonts w:ascii="Arial" w:hAnsi="Arial" w:cs="Arial"/>
           <w:sz w:val="18"/>
         </w:rPr>
-        <w:t xml:space="preserve">I implemented real-time command flows with </w:t>
+        <w:t xml:space="preserve">Implemented real-time </w:t>
+      </w:r>
+      <w:r>
+        <w:rPr>
+          <w:rStyle w:val="Strong"/>
+          <w:rFonts w:ascii="Arial" w:hAnsi="Arial" w:cs="Arial"/>
+          <w:sz w:val="18"/>
+        </w:rPr>
+        <w:t>command flows</w:t>
+      </w:r>
+      <w:r>
+        <w:rPr>
+          <w:rFonts w:ascii="Arial" w:hAnsi="Arial" w:cs="Arial"/>
+          <w:sz w:val="18"/>
+        </w:rPr>
+        <w:t xml:space="preserve"> with </w:t>
       </w:r>
       <w:proofErr w:type="spellStart"/>
       <w:r>
@@ -1841,7 +1931,22 @@
           <w:rFonts w:ascii="Arial" w:hAnsi="Arial" w:cs="Arial"/>
           <w:sz w:val="18"/>
         </w:rPr>
-        <w:t>, using idempotent request IDs and deterministic acknowledgements so actions never duplicated when reconnects occurred.</w:t>
+        <w:t xml:space="preserve">, using </w:t>
+      </w:r>
+      <w:r>
+        <w:rPr>
+          <w:rStyle w:val="Strong"/>
+          <w:rFonts w:ascii="Arial" w:hAnsi="Arial" w:cs="Arial"/>
+          <w:sz w:val="18"/>
+        </w:rPr>
+        <w:t>idempotent request IDs</w:t>
+      </w:r>
+      <w:r>
+        <w:rPr>
+          <w:rFonts w:ascii="Arial" w:hAnsi="Arial" w:cs="Arial"/>
+          <w:sz w:val="18"/>
+        </w:rPr>
+        <w:t xml:space="preserve"> and deterministic acknowledgements so actions never duplicated when reconnects occurred.</w:t>
       </w:r>
     </w:p>
     <w:p>
@@ -1849,7 +1954,7 @@
         <w:pStyle w:val="NormalWeb"/>
         <w:numPr>
           <w:ilvl w:val="0"/>
-          <w:numId w:val="35"/>
+          <w:numId w:val="45"/>
         </w:numPr>
         <w:jc w:val="both"/>
         <w:rPr>
@@ -1862,7 +1967,7 @@
           <w:rFonts w:ascii="Arial" w:hAnsi="Arial" w:cs="Arial"/>
           <w:sz w:val="18"/>
         </w:rPr>
-        <w:t xml:space="preserve">I solved a critical production bug where concurrent collectors caused duplicated alerts and inconsistent UI state, by enforcing </w:t>
+        <w:t xml:space="preserve">Solved a critical production bug where concurrent collectors caused duplicated alerts and inconsistent UI state, by enforcing </w:t>
       </w:r>
       <w:r>
         <w:rPr>
@@ -1902,7 +2007,22 @@
           <w:rFonts w:ascii="Arial" w:hAnsi="Arial" w:cs="Arial"/>
           <w:sz w:val="18"/>
         </w:rPr>
-        <w:t xml:space="preserve"> and immutable state updates.</w:t>
+        <w:t xml:space="preserve"> and immutable </w:t>
+      </w:r>
+      <w:r>
+        <w:rPr>
+          <w:rStyle w:val="Strong"/>
+          <w:rFonts w:ascii="Arial" w:hAnsi="Arial" w:cs="Arial"/>
+          <w:sz w:val="18"/>
+        </w:rPr>
+        <w:t>state updates</w:t>
+      </w:r>
+      <w:r>
+        <w:rPr>
+          <w:rFonts w:ascii="Arial" w:hAnsi="Arial" w:cs="Arial"/>
+          <w:sz w:val="18"/>
+        </w:rPr>
+        <w:t>.</w:t>
       </w:r>
     </w:p>
     <w:p>
@@ -1910,7 +2030,7 @@
         <w:pStyle w:val="NormalWeb"/>
         <w:numPr>
           <w:ilvl w:val="0"/>
-          <w:numId w:val="35"/>
+          <w:numId w:val="45"/>
         </w:numPr>
         <w:jc w:val="both"/>
         <w:rPr>
@@ -1923,7 +2043,37 @@
           <w:rFonts w:ascii="Arial" w:hAnsi="Arial" w:cs="Arial"/>
           <w:sz w:val="18"/>
         </w:rPr>
-        <w:t xml:space="preserve">I fixed an outage pattern where DNS changes triggered long socket stalls and ANRs, confirming root cause using </w:t>
+        <w:t xml:space="preserve">Fixed an outage pattern where </w:t>
+      </w:r>
+      <w:r>
+        <w:rPr>
+          <w:rStyle w:val="Strong"/>
+          <w:rFonts w:ascii="Arial" w:hAnsi="Arial" w:cs="Arial"/>
+          <w:sz w:val="18"/>
+        </w:rPr>
+        <w:t>DNS changes</w:t>
+      </w:r>
+      <w:r>
+        <w:rPr>
+          <w:rFonts w:ascii="Arial" w:hAnsi="Arial" w:cs="Arial"/>
+          <w:sz w:val="18"/>
+        </w:rPr>
+        <w:t xml:space="preserve"> triggered long socket stalls and </w:t>
+      </w:r>
+      <w:r>
+        <w:rPr>
+          <w:rStyle w:val="Strong"/>
+          <w:rFonts w:ascii="Arial" w:hAnsi="Arial" w:cs="Arial"/>
+          <w:sz w:val="18"/>
+        </w:rPr>
+        <w:t>ANRs</w:t>
+      </w:r>
+      <w:r>
+        <w:rPr>
+          <w:rFonts w:ascii="Arial" w:hAnsi="Arial" w:cs="Arial"/>
+          <w:sz w:val="18"/>
+        </w:rPr>
+        <w:t xml:space="preserve">, confirming root cause using </w:t>
       </w:r>
       <w:proofErr w:type="spellStart"/>
       <w:r>
@@ -1948,7 +2098,22 @@
           <w:rFonts w:ascii="Arial" w:hAnsi="Arial" w:cs="Arial"/>
           <w:sz w:val="18"/>
         </w:rPr>
-        <w:t xml:space="preserve"> traces and adding proactive DNS refresh plus safer fallback routing.</w:t>
+        <w:t xml:space="preserve"> traces and adding proactive DNS refresh plus safer </w:t>
+      </w:r>
+      <w:r>
+        <w:rPr>
+          <w:rStyle w:val="Strong"/>
+          <w:rFonts w:ascii="Arial" w:hAnsi="Arial" w:cs="Arial"/>
+          <w:sz w:val="18"/>
+        </w:rPr>
+        <w:t>fallback routing</w:t>
+      </w:r>
+      <w:r>
+        <w:rPr>
+          <w:rFonts w:ascii="Arial" w:hAnsi="Arial" w:cs="Arial"/>
+          <w:sz w:val="18"/>
+        </w:rPr>
+        <w:t>.</w:t>
       </w:r>
     </w:p>
     <w:p>
@@ -1956,7 +2121,7 @@
         <w:pStyle w:val="NormalWeb"/>
         <w:numPr>
           <w:ilvl w:val="0"/>
-          <w:numId w:val="35"/>
+          <w:numId w:val="45"/>
         </w:numPr>
         <w:jc w:val="both"/>
         <w:rPr>
@@ -1969,7 +2134,7 @@
           <w:rFonts w:ascii="Arial" w:hAnsi="Arial" w:cs="Arial"/>
           <w:sz w:val="18"/>
         </w:rPr>
-        <w:t xml:space="preserve">I designed client architecture using </w:t>
+        <w:t xml:space="preserve">Designed client architecture using </w:t>
       </w:r>
       <w:r>
         <w:rPr>
@@ -1992,14 +2157,14 @@
           <w:rFonts w:ascii="Arial" w:hAnsi="Arial" w:cs="Arial"/>
           <w:sz w:val="18"/>
         </w:rPr>
-        <w:t>MVI</w:t>
-      </w:r>
-      <w:r>
-        <w:rPr>
-          <w:rFonts w:ascii="Arial" w:hAnsi="Arial" w:cs="Arial"/>
-          <w:sz w:val="18"/>
-        </w:rPr>
-        <w:t xml:space="preserve"> state container, which reduced data races and made UI transitions predictable during background/foreground and configuration changes.</w:t>
+        <w:t>MVI state container</w:t>
+      </w:r>
+      <w:r>
+        <w:rPr>
+          <w:rFonts w:ascii="Arial" w:hAnsi="Arial" w:cs="Arial"/>
+          <w:sz w:val="18"/>
+        </w:rPr>
+        <w:t>, which reduced data races and made UI transitions predictable during background/foreground and configuration changes.</w:t>
       </w:r>
     </w:p>
     <w:p>
@@ -2007,7 +2172,7 @@
         <w:pStyle w:val="NormalWeb"/>
         <w:numPr>
           <w:ilvl w:val="0"/>
-          <w:numId w:val="35"/>
+          <w:numId w:val="45"/>
         </w:numPr>
         <w:jc w:val="both"/>
         <w:rPr>
@@ -2020,7 +2185,37 @@
           <w:rFonts w:ascii="Arial" w:hAnsi="Arial" w:cs="Arial"/>
           <w:sz w:val="18"/>
         </w:rPr>
-        <w:t>I upgraded legacy callback chains to suspending APIs and Flow pipelines, removing thread leaks and cancellation gaps that previously caused stuck loading states during rapid navigation.</w:t>
+        <w:t xml:space="preserve">Upgraded legacy callback chains to </w:t>
+      </w:r>
+      <w:r>
+        <w:rPr>
+          <w:rStyle w:val="Strong"/>
+          <w:rFonts w:ascii="Arial" w:hAnsi="Arial" w:cs="Arial"/>
+          <w:sz w:val="18"/>
+        </w:rPr>
+        <w:t>suspending APIs</w:t>
+      </w:r>
+      <w:r>
+        <w:rPr>
+          <w:rFonts w:ascii="Arial" w:hAnsi="Arial" w:cs="Arial"/>
+          <w:sz w:val="18"/>
+        </w:rPr>
+        <w:t xml:space="preserve"> and </w:t>
+      </w:r>
+      <w:r>
+        <w:rPr>
+          <w:rStyle w:val="Strong"/>
+          <w:rFonts w:ascii="Arial" w:hAnsi="Arial" w:cs="Arial"/>
+          <w:sz w:val="18"/>
+        </w:rPr>
+        <w:t>Flow</w:t>
+      </w:r>
+      <w:r>
+        <w:rPr>
+          <w:rFonts w:ascii="Arial" w:hAnsi="Arial" w:cs="Arial"/>
+          <w:sz w:val="18"/>
+        </w:rPr>
+        <w:t xml:space="preserve"> pipelines, removing thread leaks and cancellation gaps that previously caused stuck loading states during rapid navigation.</w:t>
       </w:r>
     </w:p>
     <w:p>
@@ -2028,7 +2223,7 @@
         <w:pStyle w:val="NormalWeb"/>
         <w:numPr>
           <w:ilvl w:val="0"/>
-          <w:numId w:val="35"/>
+          <w:numId w:val="45"/>
         </w:numPr>
         <w:jc w:val="both"/>
         <w:rPr>
@@ -2041,7 +2236,22 @@
           <w:rFonts w:ascii="Arial" w:hAnsi="Arial" w:cs="Arial"/>
           <w:sz w:val="18"/>
         </w:rPr>
-        <w:t xml:space="preserve">I implemented offline-first capture and event </w:t>
+        <w:t xml:space="preserve">Implemented </w:t>
+      </w:r>
+      <w:r>
+        <w:rPr>
+          <w:rStyle w:val="Strong"/>
+          <w:rFonts w:ascii="Arial" w:hAnsi="Arial" w:cs="Arial"/>
+          <w:sz w:val="18"/>
+        </w:rPr>
+        <w:t>offline-first</w:t>
+      </w:r>
+      <w:r>
+        <w:rPr>
+          <w:rFonts w:ascii="Arial" w:hAnsi="Arial" w:cs="Arial"/>
+          <w:sz w:val="18"/>
+        </w:rPr>
+        <w:t xml:space="preserve"> capture and event </w:t>
       </w:r>
       <w:proofErr w:type="spellStart"/>
       <w:r>
@@ -2065,7 +2275,7 @@
         <w:pStyle w:val="NormalWeb"/>
         <w:numPr>
           <w:ilvl w:val="0"/>
-          <w:numId w:val="35"/>
+          <w:numId w:val="45"/>
         </w:numPr>
         <w:jc w:val="both"/>
         <w:rPr>
@@ -2078,7 +2288,22 @@
           <w:rFonts w:ascii="Arial" w:hAnsi="Arial" w:cs="Arial"/>
           <w:sz w:val="18"/>
         </w:rPr>
-        <w:t>I drove performance improvements by reducing main-thread work, optimizing serialization, and profiling memory churn, which lowered crash rates under high-frequency real-time updates.</w:t>
+        <w:t xml:space="preserve">Drove performance improvements by reducing </w:t>
+      </w:r>
+      <w:r>
+        <w:rPr>
+          <w:rStyle w:val="Strong"/>
+          <w:rFonts w:ascii="Arial" w:hAnsi="Arial" w:cs="Arial"/>
+          <w:sz w:val="18"/>
+        </w:rPr>
+        <w:t>main-thread work</w:t>
+      </w:r>
+      <w:r>
+        <w:rPr>
+          <w:rFonts w:ascii="Arial" w:hAnsi="Arial" w:cs="Arial"/>
+          <w:sz w:val="18"/>
+        </w:rPr>
+        <w:t>, optimizing serialization, and profiling memory churn, which lowered crash rates under high-frequency real-time updates.</w:t>
       </w:r>
     </w:p>
     <w:p>
@@ -2086,7 +2311,7 @@
         <w:pStyle w:val="NormalWeb"/>
         <w:numPr>
           <w:ilvl w:val="0"/>
-          <w:numId w:val="35"/>
+          <w:numId w:val="45"/>
         </w:numPr>
         <w:jc w:val="both"/>
         <w:rPr>
@@ -2099,11 +2324,12 @@
           <w:rFonts w:ascii="Arial" w:hAnsi="Arial" w:cs="Arial"/>
           <w:sz w:val="18"/>
         </w:rPr>
-        <w:t xml:space="preserve">I built mobile </w:t>
+        <w:t xml:space="preserve">Built mobile </w:t>
       </w:r>
       <w:proofErr w:type="spellStart"/>
       <w:r>
         <w:rPr>
+          <w:rStyle w:val="Strong"/>
           <w:rFonts w:ascii="Arial" w:hAnsi="Arial" w:cs="Arial"/>
           <w:sz w:val="18"/>
         </w:rPr>
@@ -2115,7 +2341,22 @@
           <w:rFonts w:ascii="Arial" w:hAnsi="Arial" w:cs="Arial"/>
           <w:sz w:val="18"/>
         </w:rPr>
-        <w:t xml:space="preserve"> with traces, metrics, and structured logs tied to correlation IDs, enabling fast triage when customer reports lacked reproducible steps in the lab.</w:t>
+        <w:t xml:space="preserve"> with traces, metrics, and structured logs tied to </w:t>
+      </w:r>
+      <w:r>
+        <w:rPr>
+          <w:rStyle w:val="Strong"/>
+          <w:rFonts w:ascii="Arial" w:hAnsi="Arial" w:cs="Arial"/>
+          <w:sz w:val="18"/>
+        </w:rPr>
+        <w:t>correlation IDs</w:t>
+      </w:r>
+      <w:r>
+        <w:rPr>
+          <w:rFonts w:ascii="Arial" w:hAnsi="Arial" w:cs="Arial"/>
+          <w:sz w:val="18"/>
+        </w:rPr>
+        <w:t>, enabling fast triage when customer reports lacked reproducible steps in the lab.</w:t>
       </w:r>
     </w:p>
     <w:p>
@@ -2123,7 +2364,7 @@
         <w:pStyle w:val="NormalWeb"/>
         <w:numPr>
           <w:ilvl w:val="0"/>
-          <w:numId w:val="35"/>
+          <w:numId w:val="45"/>
         </w:numPr>
         <w:jc w:val="both"/>
         <w:rPr>
@@ -2136,11 +2377,20 @@
           <w:rFonts w:ascii="Arial" w:hAnsi="Arial" w:cs="Arial"/>
           <w:sz w:val="18"/>
         </w:rPr>
-        <w:t xml:space="preserve">I fixed a high-impact bug where token refresh races created infinite loading loops, implementing a single-flight refresh </w:t>
+        <w:t xml:space="preserve">Fixed a high-impact bug where token refresh races created infinite loading loops, implementing a </w:t>
+      </w:r>
+      <w:r>
+        <w:rPr>
+          <w:rStyle w:val="Strong"/>
+          <w:rFonts w:ascii="Arial" w:hAnsi="Arial" w:cs="Arial"/>
+          <w:sz w:val="18"/>
+        </w:rPr>
+        <w:t xml:space="preserve">single-flight refresh </w:t>
       </w:r>
       <w:proofErr w:type="spellStart"/>
       <w:r>
         <w:rPr>
+          <w:rStyle w:val="Strong"/>
           <w:rFonts w:ascii="Arial" w:hAnsi="Arial" w:cs="Arial"/>
           <w:sz w:val="18"/>
         </w:rPr>
@@ -2160,7 +2410,7 @@
         <w:pStyle w:val="NormalWeb"/>
         <w:numPr>
           <w:ilvl w:val="0"/>
-          <w:numId w:val="35"/>
+          <w:numId w:val="45"/>
         </w:numPr>
         <w:jc w:val="both"/>
         <w:rPr>
@@ -2173,7 +2423,7 @@
           <w:rFonts w:ascii="Arial" w:hAnsi="Arial" w:cs="Arial"/>
           <w:sz w:val="18"/>
         </w:rPr>
-        <w:t xml:space="preserve">I introduced </w:t>
+        <w:t xml:space="preserve">Introduced </w:t>
       </w:r>
       <w:r>
         <w:rPr>
@@ -2196,7 +2446,7 @@
         <w:pStyle w:val="NormalWeb"/>
         <w:numPr>
           <w:ilvl w:val="0"/>
-          <w:numId w:val="35"/>
+          <w:numId w:val="45"/>
         </w:numPr>
         <w:jc w:val="both"/>
         <w:rPr>
@@ -2209,7 +2459,7 @@
           <w:rFonts w:ascii="Arial" w:hAnsi="Arial" w:cs="Arial"/>
           <w:sz w:val="18"/>
         </w:rPr>
-        <w:t xml:space="preserve">I implemented a new feature for live incident collaboration using </w:t>
+        <w:t xml:space="preserve">Implemented a new feature for live incident collaboration using </w:t>
       </w:r>
       <w:r>
         <w:rPr>
@@ -2229,6 +2479,7 @@
       <w:proofErr w:type="spellStart"/>
       <w:r>
         <w:rPr>
+          <w:rStyle w:val="Strong"/>
           <w:rFonts w:ascii="Arial" w:hAnsi="Arial" w:cs="Arial"/>
           <w:sz w:val="18"/>
         </w:rPr>
@@ -2248,7 +2499,7 @@
         <w:pStyle w:val="NormalWeb"/>
         <w:numPr>
           <w:ilvl w:val="0"/>
-          <w:numId w:val="35"/>
+          <w:numId w:val="45"/>
         </w:numPr>
         <w:jc w:val="both"/>
         <w:rPr>
@@ -2261,7 +2512,52 @@
           <w:rFonts w:ascii="Arial" w:hAnsi="Arial" w:cs="Arial"/>
           <w:sz w:val="18"/>
         </w:rPr>
-        <w:t>I led code reviews focused on concurrency correctness, backpressure, and cancellation, teaching patterns that prevented subtle races that only appear under real user timing.</w:t>
+        <w:t xml:space="preserve">Led code reviews focused on </w:t>
+      </w:r>
+      <w:r>
+        <w:rPr>
+          <w:rStyle w:val="Strong"/>
+          <w:rFonts w:ascii="Arial" w:hAnsi="Arial" w:cs="Arial"/>
+          <w:sz w:val="18"/>
+        </w:rPr>
+        <w:t>concurrency correctness</w:t>
+      </w:r>
+      <w:r>
+        <w:rPr>
+          <w:rFonts w:ascii="Arial" w:hAnsi="Arial" w:cs="Arial"/>
+          <w:sz w:val="18"/>
+        </w:rPr>
+        <w:t xml:space="preserve">, </w:t>
+      </w:r>
+      <w:r>
+        <w:rPr>
+          <w:rStyle w:val="Strong"/>
+          <w:rFonts w:ascii="Arial" w:hAnsi="Arial" w:cs="Arial"/>
+          <w:sz w:val="18"/>
+        </w:rPr>
+        <w:t>backpressure</w:t>
+      </w:r>
+      <w:r>
+        <w:rPr>
+          <w:rFonts w:ascii="Arial" w:hAnsi="Arial" w:cs="Arial"/>
+          <w:sz w:val="18"/>
+        </w:rPr>
+        <w:t xml:space="preserve">, and </w:t>
+      </w:r>
+      <w:r>
+        <w:rPr>
+          <w:rStyle w:val="Strong"/>
+          <w:rFonts w:ascii="Arial" w:hAnsi="Arial" w:cs="Arial"/>
+          <w:sz w:val="18"/>
+        </w:rPr>
+        <w:t>cancellation</w:t>
+      </w:r>
+      <w:r>
+        <w:rPr>
+          <w:rFonts w:ascii="Arial" w:hAnsi="Arial" w:cs="Arial"/>
+          <w:sz w:val="18"/>
+        </w:rPr>
+        <w:t>, teaching patterns that prevented subtle races that only appear under real user timing.</w:t>
       </w:r>
     </w:p>
     <w:p>
@@ -2269,13 +2565,9 @@
         <w:pStyle w:val="NormalWeb"/>
         <w:numPr>
           <w:ilvl w:val="0"/>
-          <w:numId w:val="35"/>
+          <w:numId w:val="45"/>
         </w:numPr>
         <w:jc w:val="both"/>
-        <w:rPr>
-          <w:rFonts w:ascii="Arial" w:hAnsi="Arial" w:cs="Arial"/>
-          <w:sz w:val="18"/>
-        </w:rPr>
       </w:pPr>
       <w:r>
         <w:rPr>
@@ -2283,7 +2575,22 @@
           <w:sz w:val="18"/>
         </w:rPr>
         <w:lastRenderedPageBreak/>
-        <w:t>I improved release reliability with staged rollout gates, crash-rate thresholds, and rollback playbooks, ensuring mission-critical users were protected from risky regressions.</w:t>
+        <w:t xml:space="preserve">Improved release reliability with staged rollout gates, </w:t>
+      </w:r>
+      <w:r>
+        <w:rPr>
+          <w:rStyle w:val="Strong"/>
+          <w:rFonts w:ascii="Arial" w:hAnsi="Arial" w:cs="Arial"/>
+          <w:sz w:val="18"/>
+        </w:rPr>
+        <w:t>crash-rate thresholds</w:t>
+      </w:r>
+      <w:r>
+        <w:rPr>
+          <w:rFonts w:ascii="Arial" w:hAnsi="Arial" w:cs="Arial"/>
+          <w:sz w:val="18"/>
+        </w:rPr>
+        <w:t>, and rollback playbooks, ensuring mission-critical users were protected from risky regressions.</w:t>
       </w:r>
     </w:p>
     <w:tbl>
@@ -2377,7 +2684,7 @@
         <w:pStyle w:val="NormalWeb"/>
         <w:numPr>
           <w:ilvl w:val="0"/>
-          <w:numId w:val="36"/>
+          <w:numId w:val="46"/>
         </w:numPr>
         <w:jc w:val="both"/>
         <w:rPr>
@@ -2390,7 +2697,37 @@
           <w:rFonts w:ascii="Arial" w:hAnsi="Arial" w:cs="Arial"/>
           <w:sz w:val="18"/>
         </w:rPr>
-        <w:t xml:space="preserve">I owned an Android app that relied on real-time streams and cloud APIs, using </w:t>
+        <w:t xml:space="preserve">Owned an </w:t>
+      </w:r>
+      <w:r>
+        <w:rPr>
+          <w:rStyle w:val="Strong"/>
+          <w:rFonts w:ascii="Arial" w:hAnsi="Arial" w:cs="Arial"/>
+          <w:sz w:val="18"/>
+        </w:rPr>
+        <w:t>Android</w:t>
+      </w:r>
+      <w:r>
+        <w:rPr>
+          <w:rFonts w:ascii="Arial" w:hAnsi="Arial" w:cs="Arial"/>
+          <w:sz w:val="18"/>
+        </w:rPr>
+        <w:t xml:space="preserve"> app that relied on real-time streams and </w:t>
+      </w:r>
+      <w:r>
+        <w:rPr>
+          <w:rStyle w:val="Strong"/>
+          <w:rFonts w:ascii="Arial" w:hAnsi="Arial" w:cs="Arial"/>
+          <w:sz w:val="18"/>
+        </w:rPr>
+        <w:t>cloud APIs</w:t>
+      </w:r>
+      <w:r>
+        <w:rPr>
+          <w:rFonts w:ascii="Arial" w:hAnsi="Arial" w:cs="Arial"/>
+          <w:sz w:val="18"/>
+        </w:rPr>
+        <w:t xml:space="preserve">, using </w:t>
       </w:r>
       <w:proofErr w:type="spellStart"/>
       <w:r>
@@ -2430,7 +2767,22 @@
           <w:rFonts w:ascii="Arial" w:hAnsi="Arial" w:cs="Arial"/>
           <w:sz w:val="18"/>
         </w:rPr>
-        <w:t xml:space="preserve"> to keep feature delivery fast while preserving operational stability.</w:t>
+        <w:t xml:space="preserve"> to keep feature delivery fast while preserving operational </w:t>
+      </w:r>
+      <w:r>
+        <w:rPr>
+          <w:rStyle w:val="Strong"/>
+          <w:rFonts w:ascii="Arial" w:hAnsi="Arial" w:cs="Arial"/>
+          <w:sz w:val="18"/>
+        </w:rPr>
+        <w:t>stability</w:t>
+      </w:r>
+      <w:r>
+        <w:rPr>
+          <w:rFonts w:ascii="Arial" w:hAnsi="Arial" w:cs="Arial"/>
+          <w:sz w:val="18"/>
+        </w:rPr>
+        <w:t>.</w:t>
       </w:r>
     </w:p>
     <w:p>
@@ -2438,7 +2790,7 @@
         <w:pStyle w:val="NormalWeb"/>
         <w:numPr>
           <w:ilvl w:val="0"/>
-          <w:numId w:val="36"/>
+          <w:numId w:val="46"/>
         </w:numPr>
         <w:jc w:val="both"/>
         <w:rPr>
@@ -2451,7 +2803,22 @@
           <w:rFonts w:ascii="Arial" w:hAnsi="Arial" w:cs="Arial"/>
           <w:sz w:val="18"/>
         </w:rPr>
-        <w:t xml:space="preserve">I built a hardened API layer with </w:t>
+        <w:t xml:space="preserve">Built a hardened </w:t>
+      </w:r>
+      <w:r>
+        <w:rPr>
+          <w:rStyle w:val="Strong"/>
+          <w:rFonts w:ascii="Arial" w:hAnsi="Arial" w:cs="Arial"/>
+          <w:sz w:val="18"/>
+        </w:rPr>
+        <w:t>API layer</w:t>
+      </w:r>
+      <w:r>
+        <w:rPr>
+          <w:rFonts w:ascii="Arial" w:hAnsi="Arial" w:cs="Arial"/>
+          <w:sz w:val="18"/>
+        </w:rPr>
+        <w:t xml:space="preserve"> with </w:t>
       </w:r>
       <w:r>
         <w:rPr>
@@ -2496,6 +2863,7 @@
       <w:proofErr w:type="spellStart"/>
       <w:r>
         <w:rPr>
+          <w:rStyle w:val="Strong"/>
           <w:rFonts w:ascii="Arial" w:hAnsi="Arial" w:cs="Arial"/>
           <w:sz w:val="18"/>
         </w:rPr>
@@ -2507,7 +2875,37 @@
           <w:rFonts w:ascii="Arial" w:hAnsi="Arial" w:cs="Arial"/>
           <w:sz w:val="18"/>
         </w:rPr>
-        <w:t>, request signing, and consistent error taxonomies so failures were diagnosable and recoverable.</w:t>
+        <w:t xml:space="preserve">, </w:t>
+      </w:r>
+      <w:r>
+        <w:rPr>
+          <w:rStyle w:val="Strong"/>
+          <w:rFonts w:ascii="Arial" w:hAnsi="Arial" w:cs="Arial"/>
+          <w:sz w:val="18"/>
+        </w:rPr>
+        <w:t>request signing</w:t>
+      </w:r>
+      <w:r>
+        <w:rPr>
+          <w:rFonts w:ascii="Arial" w:hAnsi="Arial" w:cs="Arial"/>
+          <w:sz w:val="18"/>
+        </w:rPr>
+        <w:t xml:space="preserve">, and consistent </w:t>
+      </w:r>
+      <w:r>
+        <w:rPr>
+          <w:rStyle w:val="Strong"/>
+          <w:rFonts w:ascii="Arial" w:hAnsi="Arial" w:cs="Arial"/>
+          <w:sz w:val="18"/>
+        </w:rPr>
+        <w:t>error taxonomies</w:t>
+      </w:r>
+      <w:r>
+        <w:rPr>
+          <w:rFonts w:ascii="Arial" w:hAnsi="Arial" w:cs="Arial"/>
+          <w:sz w:val="18"/>
+        </w:rPr>
+        <w:t xml:space="preserve"> so failures were diagnosable and recoverable.</w:t>
       </w:r>
     </w:p>
     <w:p>
@@ -2515,7 +2913,7 @@
         <w:pStyle w:val="NormalWeb"/>
         <w:numPr>
           <w:ilvl w:val="0"/>
-          <w:numId w:val="36"/>
+          <w:numId w:val="46"/>
         </w:numPr>
         <w:jc w:val="both"/>
         <w:rPr>
@@ -2528,7 +2926,7 @@
           <w:rFonts w:ascii="Arial" w:hAnsi="Arial" w:cs="Arial"/>
           <w:sz w:val="18"/>
         </w:rPr>
-        <w:t xml:space="preserve">I implemented parallel data fetching with </w:t>
+        <w:t xml:space="preserve">Implemented parallel data fetching with </w:t>
       </w:r>
       <w:proofErr w:type="spellStart"/>
       <w:r>
@@ -2545,7 +2943,52 @@
           <w:rFonts w:ascii="Arial" w:hAnsi="Arial" w:cs="Arial"/>
           <w:sz w:val="18"/>
         </w:rPr>
-        <w:t xml:space="preserve"> and Flow while preventing races via dispatcher discipline and immutability rules, keeping UI consistent even under rapid screen transitions.</w:t>
+        <w:t xml:space="preserve"> and </w:t>
+      </w:r>
+      <w:r>
+        <w:rPr>
+          <w:rStyle w:val="Strong"/>
+          <w:rFonts w:ascii="Arial" w:hAnsi="Arial" w:cs="Arial"/>
+          <w:sz w:val="18"/>
+        </w:rPr>
+        <w:t>Flow</w:t>
+      </w:r>
+      <w:r>
+        <w:rPr>
+          <w:rFonts w:ascii="Arial" w:hAnsi="Arial" w:cs="Arial"/>
+          <w:sz w:val="18"/>
+        </w:rPr>
+        <w:t xml:space="preserve"> while preventing races via </w:t>
+      </w:r>
+      <w:r>
+        <w:rPr>
+          <w:rStyle w:val="Strong"/>
+          <w:rFonts w:ascii="Arial" w:hAnsi="Arial" w:cs="Arial"/>
+          <w:sz w:val="18"/>
+        </w:rPr>
+        <w:t>dispatcher discipline</w:t>
+      </w:r>
+      <w:r>
+        <w:rPr>
+          <w:rFonts w:ascii="Arial" w:hAnsi="Arial" w:cs="Arial"/>
+          <w:sz w:val="18"/>
+        </w:rPr>
+        <w:t xml:space="preserve"> and </w:t>
+      </w:r>
+      <w:r>
+        <w:rPr>
+          <w:rStyle w:val="Strong"/>
+          <w:rFonts w:ascii="Arial" w:hAnsi="Arial" w:cs="Arial"/>
+          <w:sz w:val="18"/>
+        </w:rPr>
+        <w:t>immutability rules</w:t>
+      </w:r>
+      <w:r>
+        <w:rPr>
+          <w:rFonts w:ascii="Arial" w:hAnsi="Arial" w:cs="Arial"/>
+          <w:sz w:val="18"/>
+        </w:rPr>
+        <w:t>, keeping UI consistent even under rapid screen transitions.</w:t>
       </w:r>
     </w:p>
     <w:p>
@@ -2553,7 +2996,7 @@
         <w:pStyle w:val="NormalWeb"/>
         <w:numPr>
           <w:ilvl w:val="0"/>
-          <w:numId w:val="36"/>
+          <w:numId w:val="46"/>
         </w:numPr>
         <w:jc w:val="both"/>
         <w:rPr>
@@ -2566,11 +3009,50 @@
           <w:rFonts w:ascii="Arial" w:hAnsi="Arial" w:cs="Arial"/>
           <w:sz w:val="18"/>
         </w:rPr>
-        <w:t xml:space="preserve">I fixed a critical memory and battery regression caused by aggressive reconnect loops, introducing exponential </w:t>
+        <w:t xml:space="preserve">Fixed a critical </w:t>
+      </w:r>
+      <w:r>
+        <w:rPr>
+          <w:rStyle w:val="Strong"/>
+          <w:rFonts w:ascii="Arial" w:hAnsi="Arial" w:cs="Arial"/>
+          <w:sz w:val="18"/>
+        </w:rPr>
+        <w:t>memory</w:t>
+      </w:r>
+      <w:r>
+        <w:rPr>
+          <w:rFonts w:ascii="Arial" w:hAnsi="Arial" w:cs="Arial"/>
+          <w:sz w:val="18"/>
+        </w:rPr>
+        <w:t xml:space="preserve"> and </w:t>
+      </w:r>
+      <w:r>
+        <w:rPr>
+          <w:rStyle w:val="Strong"/>
+          <w:rFonts w:ascii="Arial" w:hAnsi="Arial" w:cs="Arial"/>
+          <w:sz w:val="18"/>
+        </w:rPr>
+        <w:t>battery regression</w:t>
+      </w:r>
+      <w:r>
+        <w:rPr>
+          <w:rFonts w:ascii="Arial" w:hAnsi="Arial" w:cs="Arial"/>
+          <w:sz w:val="18"/>
+        </w:rPr>
+        <w:t xml:space="preserve"> caused by aggressive reconnect loops, introducing </w:t>
+      </w:r>
+      <w:r>
+        <w:rPr>
+          <w:rStyle w:val="Strong"/>
+          <w:rFonts w:ascii="Arial" w:hAnsi="Arial" w:cs="Arial"/>
+          <w:sz w:val="18"/>
+        </w:rPr>
+        <w:t xml:space="preserve">exponential </w:t>
       </w:r>
       <w:proofErr w:type="spellStart"/>
       <w:r>
         <w:rPr>
+          <w:rStyle w:val="Strong"/>
           <w:rFonts w:ascii="Arial" w:hAnsi="Arial" w:cs="Arial"/>
           <w:sz w:val="18"/>
         </w:rPr>
@@ -2582,7 +3064,22 @@
           <w:rFonts w:ascii="Arial" w:hAnsi="Arial" w:cs="Arial"/>
           <w:sz w:val="18"/>
         </w:rPr>
-        <w:t xml:space="preserve"> with jitter and circuit breakers to protect devices during backend instability.</w:t>
+        <w:t xml:space="preserve"> with jitter and </w:t>
+      </w:r>
+      <w:r>
+        <w:rPr>
+          <w:rStyle w:val="Strong"/>
+          <w:rFonts w:ascii="Arial" w:hAnsi="Arial" w:cs="Arial"/>
+          <w:sz w:val="18"/>
+        </w:rPr>
+        <w:t>circuit breakers</w:t>
+      </w:r>
+      <w:r>
+        <w:rPr>
+          <w:rFonts w:ascii="Arial" w:hAnsi="Arial" w:cs="Arial"/>
+          <w:sz w:val="18"/>
+        </w:rPr>
+        <w:t xml:space="preserve"> to protect devices during backend instability.</w:t>
       </w:r>
     </w:p>
     <w:p>
@@ -2590,7 +3087,7 @@
         <w:pStyle w:val="NormalWeb"/>
         <w:numPr>
           <w:ilvl w:val="0"/>
-          <w:numId w:val="36"/>
+          <w:numId w:val="46"/>
         </w:numPr>
         <w:jc w:val="both"/>
         <w:rPr>
@@ -2603,11 +3100,12 @@
           <w:rFonts w:ascii="Arial" w:hAnsi="Arial" w:cs="Arial"/>
           <w:sz w:val="18"/>
         </w:rPr>
-        <w:t xml:space="preserve">I upgraded legacy architecture into </w:t>
+        <w:t xml:space="preserve">Upgraded legacy architecture into </w:t>
       </w:r>
       <w:proofErr w:type="gramStart"/>
       <w:r>
         <w:rPr>
+          <w:rStyle w:val="Strong"/>
           <w:rFonts w:ascii="Arial" w:hAnsi="Arial" w:cs="Arial"/>
           <w:sz w:val="18"/>
         </w:rPr>
@@ -2616,10 +3114,48 @@
       <w:proofErr w:type="gramEnd"/>
       <w:r>
         <w:rPr>
-          <w:rFonts w:ascii="Arial" w:hAnsi="Arial" w:cs="Arial"/>
-          <w:sz w:val="18"/>
-        </w:rPr>
-        <w:t xml:space="preserve"> boundaries with domain use-cases and repository contracts, enabling safe module upgrades without breaking </w:t>
+          <w:rStyle w:val="Strong"/>
+          <w:rFonts w:ascii="Arial" w:hAnsi="Arial" w:cs="Arial"/>
+          <w:sz w:val="18"/>
+        </w:rPr>
+        <w:t xml:space="preserve"> boundaries</w:t>
+      </w:r>
+      <w:r>
+        <w:rPr>
+          <w:rFonts w:ascii="Arial" w:hAnsi="Arial" w:cs="Arial"/>
+          <w:sz w:val="18"/>
+        </w:rPr>
+        <w:t xml:space="preserve"> with domain </w:t>
+      </w:r>
+      <w:r>
+        <w:rPr>
+          <w:rStyle w:val="Strong"/>
+          <w:rFonts w:ascii="Arial" w:hAnsi="Arial" w:cs="Arial"/>
+          <w:sz w:val="18"/>
+        </w:rPr>
+        <w:t>use-cases</w:t>
+      </w:r>
+      <w:r>
+        <w:rPr>
+          <w:rFonts w:ascii="Arial" w:hAnsi="Arial" w:cs="Arial"/>
+          <w:sz w:val="18"/>
+        </w:rPr>
+        <w:t xml:space="preserve"> and </w:t>
+      </w:r>
+      <w:r>
+        <w:rPr>
+          <w:rStyle w:val="Strong"/>
+          <w:rFonts w:ascii="Arial" w:hAnsi="Arial" w:cs="Arial"/>
+          <w:sz w:val="18"/>
+        </w:rPr>
+        <w:t>repository contracts</w:t>
+      </w:r>
+      <w:r>
+        <w:rPr>
+          <w:rFonts w:ascii="Arial" w:hAnsi="Arial" w:cs="Arial"/>
+          <w:sz w:val="18"/>
+        </w:rPr>
+        <w:t xml:space="preserve">, enabling safe module upgrades without breaking </w:t>
       </w:r>
       <w:proofErr w:type="spellStart"/>
       <w:r>
@@ -2643,7 +3179,7 @@
         <w:pStyle w:val="NormalWeb"/>
         <w:numPr>
           <w:ilvl w:val="0"/>
-          <w:numId w:val="36"/>
+          <w:numId w:val="46"/>
         </w:numPr>
         <w:jc w:val="both"/>
         <w:rPr>
@@ -2656,7 +3192,37 @@
           <w:rFonts w:ascii="Arial" w:hAnsi="Arial" w:cs="Arial"/>
           <w:sz w:val="18"/>
         </w:rPr>
-        <w:t>I implemented caching and reconciliation for event timelines so the app remained usable during spotty connectivity, while ensuring post-reconnect state converged correctly with server truth.</w:t>
+        <w:t xml:space="preserve">Implemented </w:t>
+      </w:r>
+      <w:r>
+        <w:rPr>
+          <w:rStyle w:val="Strong"/>
+          <w:rFonts w:ascii="Arial" w:hAnsi="Arial" w:cs="Arial"/>
+          <w:sz w:val="18"/>
+        </w:rPr>
+        <w:t>caching</w:t>
+      </w:r>
+      <w:r>
+        <w:rPr>
+          <w:rFonts w:ascii="Arial" w:hAnsi="Arial" w:cs="Arial"/>
+          <w:sz w:val="18"/>
+        </w:rPr>
+        <w:t xml:space="preserve"> and reconciliation for event timelines so the app remained usable during spotty connectivity, while ensuring post-reconnect state converged correctly with </w:t>
+      </w:r>
+      <w:r>
+        <w:rPr>
+          <w:rStyle w:val="Strong"/>
+          <w:rFonts w:ascii="Arial" w:hAnsi="Arial" w:cs="Arial"/>
+          <w:sz w:val="18"/>
+        </w:rPr>
+        <w:t>server truth</w:t>
+      </w:r>
+      <w:r>
+        <w:rPr>
+          <w:rFonts w:ascii="Arial" w:hAnsi="Arial" w:cs="Arial"/>
+          <w:sz w:val="18"/>
+        </w:rPr>
+        <w:t>.</w:t>
       </w:r>
     </w:p>
     <w:p>
@@ -2664,7 +3230,7 @@
         <w:pStyle w:val="NormalWeb"/>
         <w:numPr>
           <w:ilvl w:val="0"/>
-          <w:numId w:val="36"/>
+          <w:numId w:val="46"/>
         </w:numPr>
         <w:jc w:val="both"/>
         <w:rPr>
@@ -2677,7 +3243,37 @@
           <w:rFonts w:ascii="Arial" w:hAnsi="Arial" w:cs="Arial"/>
           <w:sz w:val="18"/>
         </w:rPr>
-        <w:t>I resolved a major bug where large payload decoding spiked heap and triggered background kills, switching to streaming parsing and bounded caches with strict eviction policies.</w:t>
+        <w:t xml:space="preserve">Resolved a major bug where large payload decoding spiked heap and triggered background kills, switching to </w:t>
+      </w:r>
+      <w:r>
+        <w:rPr>
+          <w:rStyle w:val="Strong"/>
+          <w:rFonts w:ascii="Arial" w:hAnsi="Arial" w:cs="Arial"/>
+          <w:sz w:val="18"/>
+        </w:rPr>
+        <w:t>streaming parsing</w:t>
+      </w:r>
+      <w:r>
+        <w:rPr>
+          <w:rFonts w:ascii="Arial" w:hAnsi="Arial" w:cs="Arial"/>
+          <w:sz w:val="18"/>
+        </w:rPr>
+        <w:t xml:space="preserve"> and bounded caches with strict </w:t>
+      </w:r>
+      <w:r>
+        <w:rPr>
+          <w:rStyle w:val="Strong"/>
+          <w:rFonts w:ascii="Arial" w:hAnsi="Arial" w:cs="Arial"/>
+          <w:sz w:val="18"/>
+        </w:rPr>
+        <w:t>eviction policies</w:t>
+      </w:r>
+      <w:r>
+        <w:rPr>
+          <w:rFonts w:ascii="Arial" w:hAnsi="Arial" w:cs="Arial"/>
+          <w:sz w:val="18"/>
+        </w:rPr>
+        <w:t>.</w:t>
       </w:r>
     </w:p>
     <w:p>
@@ -2685,7 +3281,7 @@
         <w:pStyle w:val="NormalWeb"/>
         <w:numPr>
           <w:ilvl w:val="0"/>
-          <w:numId w:val="36"/>
+          <w:numId w:val="46"/>
         </w:numPr>
         <w:jc w:val="both"/>
         <w:rPr>
@@ -2698,11 +3294,42 @@
           <w:rFonts w:ascii="Arial" w:hAnsi="Arial" w:cs="Arial"/>
           <w:sz w:val="18"/>
         </w:rPr>
-        <w:t xml:space="preserve">I improved reliability by adding request de-duplication and </w:t>
+        <w:t xml:space="preserve">Improved </w:t>
+      </w:r>
+      <w:r>
+        <w:rPr>
+          <w:rStyle w:val="Strong"/>
+          <w:rFonts w:ascii="Arial" w:hAnsi="Arial" w:cs="Arial"/>
+          <w:sz w:val="18"/>
+        </w:rPr>
+        <w:t>reliability</w:t>
+      </w:r>
+      <w:r>
+        <w:rPr>
+          <w:rFonts w:ascii="Arial" w:hAnsi="Arial" w:cs="Arial"/>
+          <w:sz w:val="18"/>
+        </w:rPr>
+        <w:t xml:space="preserve"> by adding request </w:t>
+      </w:r>
+      <w:r>
+        <w:rPr>
+          <w:rStyle w:val="Strong"/>
+          <w:rFonts w:ascii="Arial" w:hAnsi="Arial" w:cs="Arial"/>
+          <w:sz w:val="18"/>
+        </w:rPr>
+        <w:t>de-duplication</w:t>
+      </w:r>
+      <w:r>
+        <w:rPr>
+          <w:rFonts w:ascii="Arial" w:hAnsi="Arial" w:cs="Arial"/>
+          <w:sz w:val="18"/>
+        </w:rPr>
+        <w:t xml:space="preserve"> and </w:t>
       </w:r>
       <w:proofErr w:type="spellStart"/>
       <w:r>
         <w:rPr>
+          <w:rStyle w:val="Strong"/>
           <w:rFonts w:ascii="Arial" w:hAnsi="Arial" w:cs="Arial"/>
           <w:sz w:val="18"/>
         </w:rPr>
@@ -2711,10 +3338,18 @@
       <w:proofErr w:type="spellEnd"/>
       <w:r>
         <w:rPr>
-          <w:rFonts w:ascii="Arial" w:hAnsi="Arial" w:cs="Arial"/>
-          <w:sz w:val="18"/>
-        </w:rPr>
-        <w:t xml:space="preserve"> keys for write operations, preventing duplicated side effects when the OS paused and resumed network calls.</w:t>
+          <w:rStyle w:val="Strong"/>
+          <w:rFonts w:ascii="Arial" w:hAnsi="Arial" w:cs="Arial"/>
+          <w:sz w:val="18"/>
+        </w:rPr>
+        <w:t xml:space="preserve"> keys</w:t>
+      </w:r>
+      <w:r>
+        <w:rPr>
+          <w:rFonts w:ascii="Arial" w:hAnsi="Arial" w:cs="Arial"/>
+          <w:sz w:val="18"/>
+        </w:rPr>
+        <w:t xml:space="preserve"> for write operations, preventing duplicated side effects when the OS paused and resumed network calls.</w:t>
       </w:r>
     </w:p>
     <w:p>
@@ -2722,7 +3357,7 @@
         <w:pStyle w:val="NormalWeb"/>
         <w:numPr>
           <w:ilvl w:val="0"/>
-          <w:numId w:val="36"/>
+          <w:numId w:val="46"/>
         </w:numPr>
         <w:jc w:val="both"/>
         <w:rPr>
@@ -2735,7 +3370,52 @@
           <w:rFonts w:ascii="Arial" w:hAnsi="Arial" w:cs="Arial"/>
           <w:sz w:val="18"/>
         </w:rPr>
-        <w:t>I built secure persistence for tokens and sensitive configuration, tightening permission boundaries and preventing accidental logging of secrets during diagnostics collection.</w:t>
+        <w:t xml:space="preserve">Built secure persistence for </w:t>
+      </w:r>
+      <w:r>
+        <w:rPr>
+          <w:rStyle w:val="Strong"/>
+          <w:rFonts w:ascii="Arial" w:hAnsi="Arial" w:cs="Arial"/>
+          <w:sz w:val="18"/>
+        </w:rPr>
+        <w:t>tokens</w:t>
+      </w:r>
+      <w:r>
+        <w:rPr>
+          <w:rFonts w:ascii="Arial" w:hAnsi="Arial" w:cs="Arial"/>
+          <w:sz w:val="18"/>
+        </w:rPr>
+        <w:t xml:space="preserve"> and sensitive configuration, tightening </w:t>
+      </w:r>
+      <w:r>
+        <w:rPr>
+          <w:rStyle w:val="Strong"/>
+          <w:rFonts w:ascii="Arial" w:hAnsi="Arial" w:cs="Arial"/>
+          <w:sz w:val="18"/>
+        </w:rPr>
+        <w:t>permission boundaries</w:t>
+      </w:r>
+      <w:r>
+        <w:rPr>
+          <w:rFonts w:ascii="Arial" w:hAnsi="Arial" w:cs="Arial"/>
+          <w:sz w:val="18"/>
+        </w:rPr>
+        <w:t xml:space="preserve"> and preventing accidental logging of </w:t>
+      </w:r>
+      <w:r>
+        <w:rPr>
+          <w:rStyle w:val="Strong"/>
+          <w:rFonts w:ascii="Arial" w:hAnsi="Arial" w:cs="Arial"/>
+          <w:sz w:val="18"/>
+        </w:rPr>
+        <w:t>secrets</w:t>
+      </w:r>
+      <w:r>
+        <w:rPr>
+          <w:rFonts w:ascii="Arial" w:hAnsi="Arial" w:cs="Arial"/>
+          <w:sz w:val="18"/>
+        </w:rPr>
+        <w:t xml:space="preserve"> during diagnostics collection.</w:t>
       </w:r>
     </w:p>
     <w:p>
@@ -2743,7 +3423,7 @@
         <w:pStyle w:val="NormalWeb"/>
         <w:numPr>
           <w:ilvl w:val="0"/>
-          <w:numId w:val="36"/>
+          <w:numId w:val="46"/>
         </w:numPr>
         <w:jc w:val="both"/>
         <w:rPr>
@@ -2756,7 +3436,22 @@
           <w:rFonts w:ascii="Arial" w:hAnsi="Arial" w:cs="Arial"/>
           <w:sz w:val="18"/>
         </w:rPr>
-        <w:t xml:space="preserve">I implemented Compose screens selectively using </w:t>
+        <w:t xml:space="preserve">Implemented </w:t>
+      </w:r>
+      <w:r>
+        <w:rPr>
+          <w:rStyle w:val="Strong"/>
+          <w:rFonts w:ascii="Arial" w:hAnsi="Arial" w:cs="Arial"/>
+          <w:sz w:val="18"/>
+        </w:rPr>
+        <w:t>Compose</w:t>
+      </w:r>
+      <w:r>
+        <w:rPr>
+          <w:rFonts w:ascii="Arial" w:hAnsi="Arial" w:cs="Arial"/>
+          <w:sz w:val="18"/>
+        </w:rPr>
+        <w:t xml:space="preserve"> screens selectively using </w:t>
       </w:r>
       <w:r>
         <w:rPr>
@@ -2771,7 +3466,22 @@
           <w:rFonts w:ascii="Arial" w:hAnsi="Arial" w:cs="Arial"/>
           <w:sz w:val="18"/>
         </w:rPr>
-        <w:t>, isolating risky UI changes behind feature flags while keeping critical flows on proven components.</w:t>
+        <w:t xml:space="preserve">, isolating risky UI changes behind </w:t>
+      </w:r>
+      <w:r>
+        <w:rPr>
+          <w:rStyle w:val="Strong"/>
+          <w:rFonts w:ascii="Arial" w:hAnsi="Arial" w:cs="Arial"/>
+          <w:sz w:val="18"/>
+        </w:rPr>
+        <w:t>feature flags</w:t>
+      </w:r>
+      <w:r>
+        <w:rPr>
+          <w:rFonts w:ascii="Arial" w:hAnsi="Arial" w:cs="Arial"/>
+          <w:sz w:val="18"/>
+        </w:rPr>
+        <w:t xml:space="preserve"> while keeping critical flows on proven components.</w:t>
       </w:r>
     </w:p>
     <w:p>
@@ -2779,7 +3489,7 @@
         <w:pStyle w:val="NormalWeb"/>
         <w:numPr>
           <w:ilvl w:val="0"/>
-          <w:numId w:val="36"/>
+          <w:numId w:val="46"/>
         </w:numPr>
         <w:jc w:val="both"/>
         <w:rPr>
@@ -2792,7 +3502,7 @@
           <w:rFonts w:ascii="Arial" w:hAnsi="Arial" w:cs="Arial"/>
           <w:sz w:val="18"/>
         </w:rPr>
-        <w:t xml:space="preserve">I used </w:t>
+        <w:t xml:space="preserve">Used </w:t>
       </w:r>
       <w:r>
         <w:rPr>
@@ -2807,23 +3517,52 @@
           <w:rFonts w:ascii="Arial" w:hAnsi="Arial" w:cs="Arial"/>
           <w:sz w:val="18"/>
         </w:rPr>
-        <w:t xml:space="preserve"> replay and throttling to reproduce field issues like proxy interference and TLS handshake failures, </w:t>
-      </w:r>
-      <w:proofErr w:type="gramStart"/>
-      <w:r>
-        <w:rPr>
-          <w:rFonts w:ascii="Arial" w:hAnsi="Arial" w:cs="Arial"/>
-          <w:sz w:val="18"/>
-        </w:rPr>
-        <w:t>then</w:t>
-      </w:r>
-      <w:proofErr w:type="gramEnd"/>
-      <w:r>
-        <w:rPr>
-          <w:rFonts w:ascii="Arial" w:hAnsi="Arial" w:cs="Arial"/>
-          <w:sz w:val="18"/>
-        </w:rPr>
-        <w:t xml:space="preserve"> fixed them by hardening connection specs and retry rules.</w:t>
+        <w:t xml:space="preserve"> replay and throttling to reproduce field issues like proxy interference and </w:t>
+      </w:r>
+      <w:r>
+        <w:rPr>
+          <w:rStyle w:val="Strong"/>
+          <w:rFonts w:ascii="Arial" w:hAnsi="Arial" w:cs="Arial"/>
+          <w:sz w:val="18"/>
+        </w:rPr>
+        <w:t>TLS handshake failures</w:t>
+      </w:r>
+      <w:r>
+        <w:rPr>
+          <w:rFonts w:ascii="Arial" w:hAnsi="Arial" w:cs="Arial"/>
+          <w:sz w:val="18"/>
+        </w:rPr>
+        <w:t xml:space="preserve">, then fixed them by hardening </w:t>
+      </w:r>
+      <w:r>
+        <w:rPr>
+          <w:rStyle w:val="Strong"/>
+          <w:rFonts w:ascii="Arial" w:hAnsi="Arial" w:cs="Arial"/>
+          <w:sz w:val="18"/>
+        </w:rPr>
+        <w:t>connection specs</w:t>
+      </w:r>
+      <w:r>
+        <w:rPr>
+          <w:rFonts w:ascii="Arial" w:hAnsi="Arial" w:cs="Arial"/>
+          <w:sz w:val="18"/>
+        </w:rPr>
+        <w:t xml:space="preserve"> and </w:t>
+      </w:r>
+      <w:r>
+        <w:rPr>
+          <w:rStyle w:val="Strong"/>
+          <w:rFonts w:ascii="Arial" w:hAnsi="Arial" w:cs="Arial"/>
+          <w:sz w:val="18"/>
+        </w:rPr>
+        <w:t>retry rules</w:t>
+      </w:r>
+      <w:r>
+        <w:rPr>
+          <w:rFonts w:ascii="Arial" w:hAnsi="Arial" w:cs="Arial"/>
+          <w:sz w:val="18"/>
+        </w:rPr>
+        <w:t>.</w:t>
       </w:r>
     </w:p>
     <w:p>
@@ -2831,7 +3570,7 @@
         <w:pStyle w:val="NormalWeb"/>
         <w:numPr>
           <w:ilvl w:val="0"/>
-          <w:numId w:val="36"/>
+          <w:numId w:val="46"/>
         </w:numPr>
         <w:jc w:val="both"/>
         <w:rPr>
@@ -2844,7 +3583,37 @@
           <w:rFonts w:ascii="Arial" w:hAnsi="Arial" w:cs="Arial"/>
           <w:sz w:val="18"/>
         </w:rPr>
-        <w:t>I improved startup and rendering performance by reducing reflection, removing unnecessary initialization, and enforcing strict main-thread policies so regressions were caught early.</w:t>
+        <w:t xml:space="preserve">Improved startup and rendering </w:t>
+      </w:r>
+      <w:r>
+        <w:rPr>
+          <w:rStyle w:val="Strong"/>
+          <w:rFonts w:ascii="Arial" w:hAnsi="Arial" w:cs="Arial"/>
+          <w:sz w:val="18"/>
+        </w:rPr>
+        <w:t>performance</w:t>
+      </w:r>
+      <w:r>
+        <w:rPr>
+          <w:rFonts w:ascii="Arial" w:hAnsi="Arial" w:cs="Arial"/>
+          <w:sz w:val="18"/>
+        </w:rPr>
+        <w:t xml:space="preserve"> by reducing reflection, removing unnecessary initialization, and enforcing strict </w:t>
+      </w:r>
+      <w:r>
+        <w:rPr>
+          <w:rStyle w:val="Strong"/>
+          <w:rFonts w:ascii="Arial" w:hAnsi="Arial" w:cs="Arial"/>
+          <w:sz w:val="18"/>
+        </w:rPr>
+        <w:t>main-thread policies</w:t>
+      </w:r>
+      <w:r>
+        <w:rPr>
+          <w:rFonts w:ascii="Arial" w:hAnsi="Arial" w:cs="Arial"/>
+          <w:sz w:val="18"/>
+        </w:rPr>
+        <w:t xml:space="preserve"> so regressions were caught early.</w:t>
       </w:r>
     </w:p>
     <w:p>
@@ -2852,7 +3621,7 @@
         <w:pStyle w:val="NormalWeb"/>
         <w:numPr>
           <w:ilvl w:val="0"/>
-          <w:numId w:val="36"/>
+          <w:numId w:val="46"/>
         </w:numPr>
         <w:jc w:val="both"/>
         <w:rPr>
@@ -2865,7 +3634,22 @@
           <w:rFonts w:ascii="Arial" w:hAnsi="Arial" w:cs="Arial"/>
           <w:sz w:val="18"/>
         </w:rPr>
-        <w:t>I implemented a new capability for camera capture upload with retry-safe multipart flows, preserving user intent when connectivity dropped mid-capture.</w:t>
+        <w:t xml:space="preserve">Implemented a new capability for camera capture upload with retry-safe </w:t>
+      </w:r>
+      <w:r>
+        <w:rPr>
+          <w:rStyle w:val="Strong"/>
+          <w:rFonts w:ascii="Arial" w:hAnsi="Arial" w:cs="Arial"/>
+          <w:sz w:val="18"/>
+        </w:rPr>
+        <w:t>multipart flows</w:t>
+      </w:r>
+      <w:r>
+        <w:rPr>
+          <w:rFonts w:ascii="Arial" w:hAnsi="Arial" w:cs="Arial"/>
+          <w:sz w:val="18"/>
+        </w:rPr>
+        <w:t>, preserving user intent when connectivity dropped mid-capture.</w:t>
       </w:r>
     </w:p>
     <w:p>
@@ -2873,7 +3657,7 @@
         <w:pStyle w:val="NormalWeb"/>
         <w:numPr>
           <w:ilvl w:val="0"/>
-          <w:numId w:val="36"/>
+          <w:numId w:val="46"/>
         </w:numPr>
         <w:jc w:val="both"/>
         <w:rPr>
@@ -2886,7 +3670,52 @@
           <w:rFonts w:ascii="Arial" w:hAnsi="Arial" w:cs="Arial"/>
           <w:sz w:val="18"/>
         </w:rPr>
-        <w:t>I collaborated with product and design to translate high-urgency feedback into safe increments, shipping changes behind flags to protect reliability while still moving quickly.</w:t>
+        <w:t xml:space="preserve">Collaborated with </w:t>
+      </w:r>
+      <w:r>
+        <w:rPr>
+          <w:rStyle w:val="Strong"/>
+          <w:rFonts w:ascii="Arial" w:hAnsi="Arial" w:cs="Arial"/>
+          <w:sz w:val="18"/>
+        </w:rPr>
+        <w:t>product</w:t>
+      </w:r>
+      <w:r>
+        <w:rPr>
+          <w:rFonts w:ascii="Arial" w:hAnsi="Arial" w:cs="Arial"/>
+          <w:sz w:val="18"/>
+        </w:rPr>
+        <w:t xml:space="preserve"> and </w:t>
+      </w:r>
+      <w:r>
+        <w:rPr>
+          <w:rStyle w:val="Strong"/>
+          <w:rFonts w:ascii="Arial" w:hAnsi="Arial" w:cs="Arial"/>
+          <w:sz w:val="18"/>
+        </w:rPr>
+        <w:t>design</w:t>
+      </w:r>
+      <w:r>
+        <w:rPr>
+          <w:rFonts w:ascii="Arial" w:hAnsi="Arial" w:cs="Arial"/>
+          <w:sz w:val="18"/>
+        </w:rPr>
+        <w:t xml:space="preserve"> to translate high-urgency feedback into safe increments, shipping changes behind </w:t>
+      </w:r>
+      <w:r>
+        <w:rPr>
+          <w:rStyle w:val="Strong"/>
+          <w:rFonts w:ascii="Arial" w:hAnsi="Arial" w:cs="Arial"/>
+          <w:sz w:val="18"/>
+        </w:rPr>
+        <w:t>flags</w:t>
+      </w:r>
+      <w:r>
+        <w:rPr>
+          <w:rFonts w:ascii="Arial" w:hAnsi="Arial" w:cs="Arial"/>
+          <w:sz w:val="18"/>
+        </w:rPr>
+        <w:t xml:space="preserve"> to protect reliability while still moving quickly.</w:t>
       </w:r>
     </w:p>
     <w:p>
@@ -2894,7 +3723,7 @@
         <w:pStyle w:val="NormalWeb"/>
         <w:numPr>
           <w:ilvl w:val="0"/>
-          <w:numId w:val="36"/>
+          <w:numId w:val="46"/>
         </w:numPr>
         <w:jc w:val="both"/>
         <w:rPr>
@@ -2907,7 +3736,37 @@
           <w:rFonts w:ascii="Arial" w:hAnsi="Arial" w:cs="Arial"/>
           <w:sz w:val="18"/>
         </w:rPr>
-        <w:t>I established consistent engineering practices through reviews and documentation, raising team quality around concurrency, networking, and real-time delivery patterns.</w:t>
+        <w:t xml:space="preserve">Established consistent engineering practices through reviews and documentation, raising team quality around </w:t>
+      </w:r>
+      <w:r>
+        <w:rPr>
+          <w:rStyle w:val="Strong"/>
+          <w:rFonts w:ascii="Arial" w:hAnsi="Arial" w:cs="Arial"/>
+          <w:sz w:val="18"/>
+        </w:rPr>
+        <w:t>concurrency</w:t>
+      </w:r>
+      <w:r>
+        <w:rPr>
+          <w:rFonts w:ascii="Arial" w:hAnsi="Arial" w:cs="Arial"/>
+          <w:sz w:val="18"/>
+        </w:rPr>
+        <w:t xml:space="preserve">, </w:t>
+      </w:r>
+      <w:r>
+        <w:rPr>
+          <w:rStyle w:val="Strong"/>
+          <w:rFonts w:ascii="Arial" w:hAnsi="Arial" w:cs="Arial"/>
+          <w:sz w:val="18"/>
+        </w:rPr>
+        <w:t>networking</w:t>
+      </w:r>
+      <w:r>
+        <w:rPr>
+          <w:rFonts w:ascii="Arial" w:hAnsi="Arial" w:cs="Arial"/>
+          <w:sz w:val="18"/>
+        </w:rPr>
+        <w:t>, and real-time delivery patterns.</w:t>
       </w:r>
     </w:p>
     <w:tbl>
@@ -3003,7 +3862,7 @@
         <w:pStyle w:val="NormalWeb"/>
         <w:numPr>
           <w:ilvl w:val="0"/>
-          <w:numId w:val="38"/>
+          <w:numId w:val="47"/>
         </w:numPr>
         <w:jc w:val="both"/>
         <w:rPr>
@@ -3011,12 +3870,28 @@
           <w:sz w:val="18"/>
         </w:rPr>
       </w:pPr>
-      <w:r>
-        <w:rPr>
-          <w:rFonts w:ascii="Arial" w:hAnsi="Arial" w:cs="Arial"/>
-          <w:sz w:val="18"/>
-        </w:rPr>
-        <w:t xml:space="preserve">I built Android features using </w:t>
+      <w:bookmarkStart w:id="0" w:name="_GoBack"/>
+      <w:r>
+        <w:rPr>
+          <w:rFonts w:ascii="Arial" w:hAnsi="Arial" w:cs="Arial"/>
+          <w:sz w:val="18"/>
+        </w:rPr>
+        <w:t xml:space="preserve">Built </w:t>
+      </w:r>
+      <w:r>
+        <w:rPr>
+          <w:rStyle w:val="Strong"/>
+          <w:rFonts w:ascii="Arial" w:hAnsi="Arial" w:cs="Arial"/>
+          <w:sz w:val="18"/>
+        </w:rPr>
+        <w:t>Android</w:t>
+      </w:r>
+      <w:r>
+        <w:rPr>
+          <w:rFonts w:ascii="Arial" w:hAnsi="Arial" w:cs="Arial"/>
+          <w:sz w:val="18"/>
+        </w:rPr>
+        <w:t xml:space="preserve"> features using </w:t>
       </w:r>
       <w:r>
         <w:rPr>
@@ -3056,7 +3931,37 @@
           <w:rFonts w:ascii="Arial" w:hAnsi="Arial" w:cs="Arial"/>
           <w:sz w:val="18"/>
         </w:rPr>
-        <w:t>, focusing on correctness and maintainability for apps that needed to work reliably on diverse devices.</w:t>
+        <w:t xml:space="preserve">, focusing on </w:t>
+      </w:r>
+      <w:r>
+        <w:rPr>
+          <w:rStyle w:val="Strong"/>
+          <w:rFonts w:ascii="Arial" w:hAnsi="Arial" w:cs="Arial"/>
+          <w:sz w:val="18"/>
+        </w:rPr>
+        <w:t>correctness</w:t>
+      </w:r>
+      <w:r>
+        <w:rPr>
+          <w:rFonts w:ascii="Arial" w:hAnsi="Arial" w:cs="Arial"/>
+          <w:sz w:val="18"/>
+        </w:rPr>
+        <w:t xml:space="preserve"> and </w:t>
+      </w:r>
+      <w:r>
+        <w:rPr>
+          <w:rStyle w:val="Strong"/>
+          <w:rFonts w:ascii="Arial" w:hAnsi="Arial" w:cs="Arial"/>
+          <w:sz w:val="18"/>
+        </w:rPr>
+        <w:t>maintainability</w:t>
+      </w:r>
+      <w:r>
+        <w:rPr>
+          <w:rFonts w:ascii="Arial" w:hAnsi="Arial" w:cs="Arial"/>
+          <w:sz w:val="18"/>
+        </w:rPr>
+        <w:t xml:space="preserve"> for apps that needed to work reliably on diverse devices.</w:t>
       </w:r>
     </w:p>
     <w:p>
@@ -3064,7 +3969,7 @@
         <w:pStyle w:val="NormalWeb"/>
         <w:numPr>
           <w:ilvl w:val="0"/>
-          <w:numId w:val="38"/>
+          <w:numId w:val="47"/>
         </w:numPr>
         <w:jc w:val="both"/>
         <w:rPr>
@@ -3077,7 +3982,22 @@
           <w:rFonts w:ascii="Arial" w:hAnsi="Arial" w:cs="Arial"/>
           <w:sz w:val="18"/>
         </w:rPr>
-        <w:t xml:space="preserve">I implemented REST integrations using </w:t>
+        <w:t xml:space="preserve">Implemented </w:t>
+      </w:r>
+      <w:r>
+        <w:rPr>
+          <w:rStyle w:val="Strong"/>
+          <w:rFonts w:ascii="Arial" w:hAnsi="Arial" w:cs="Arial"/>
+          <w:sz w:val="18"/>
+        </w:rPr>
+        <w:t>REST integrations</w:t>
+      </w:r>
+      <w:r>
+        <w:rPr>
+          <w:rFonts w:ascii="Arial" w:hAnsi="Arial" w:cs="Arial"/>
+          <w:sz w:val="18"/>
+        </w:rPr>
+        <w:t xml:space="preserve"> using </w:t>
       </w:r>
       <w:r>
         <w:rPr>
@@ -3117,7 +4037,37 @@
           <w:rFonts w:ascii="Arial" w:hAnsi="Arial" w:cs="Arial"/>
           <w:sz w:val="18"/>
         </w:rPr>
-        <w:t>, standardizing error handling and response parsing so UI failures were predictable and testable.</w:t>
+        <w:t xml:space="preserve">, standardizing </w:t>
+      </w:r>
+      <w:r>
+        <w:rPr>
+          <w:rStyle w:val="Strong"/>
+          <w:rFonts w:ascii="Arial" w:hAnsi="Arial" w:cs="Arial"/>
+          <w:sz w:val="18"/>
+        </w:rPr>
+        <w:t>error handling</w:t>
+      </w:r>
+      <w:r>
+        <w:rPr>
+          <w:rFonts w:ascii="Arial" w:hAnsi="Arial" w:cs="Arial"/>
+          <w:sz w:val="18"/>
+        </w:rPr>
+        <w:t xml:space="preserve"> and </w:t>
+      </w:r>
+      <w:r>
+        <w:rPr>
+          <w:rStyle w:val="Strong"/>
+          <w:rFonts w:ascii="Arial" w:hAnsi="Arial" w:cs="Arial"/>
+          <w:sz w:val="18"/>
+        </w:rPr>
+        <w:t>response parsing</w:t>
+      </w:r>
+      <w:r>
+        <w:rPr>
+          <w:rFonts w:ascii="Arial" w:hAnsi="Arial" w:cs="Arial"/>
+          <w:sz w:val="18"/>
+        </w:rPr>
+        <w:t xml:space="preserve"> so UI failures were predictable and testable.</w:t>
       </w:r>
     </w:p>
     <w:p>
@@ -3125,7 +4075,7 @@
         <w:pStyle w:val="NormalWeb"/>
         <w:numPr>
           <w:ilvl w:val="0"/>
-          <w:numId w:val="38"/>
+          <w:numId w:val="47"/>
         </w:numPr>
         <w:jc w:val="both"/>
         <w:rPr>
@@ -3138,7 +4088,67 @@
           <w:rFonts w:ascii="Arial" w:hAnsi="Arial" w:cs="Arial"/>
           <w:sz w:val="18"/>
         </w:rPr>
-        <w:t>I fixed a critical bug where locale parsing and rounding changed financial totals silently, enforcing canonical decimal handling and adding regression tests for edge locales and formats.</w:t>
+        <w:t xml:space="preserve">Fixed a critical bug where </w:t>
+      </w:r>
+      <w:r>
+        <w:rPr>
+          <w:rStyle w:val="Strong"/>
+          <w:rFonts w:ascii="Arial" w:hAnsi="Arial" w:cs="Arial"/>
+          <w:sz w:val="18"/>
+        </w:rPr>
+        <w:t>locale parsing</w:t>
+      </w:r>
+      <w:r>
+        <w:rPr>
+          <w:rFonts w:ascii="Arial" w:hAnsi="Arial" w:cs="Arial"/>
+          <w:sz w:val="18"/>
+        </w:rPr>
+        <w:t xml:space="preserve"> and </w:t>
+      </w:r>
+      <w:r>
+        <w:rPr>
+          <w:rStyle w:val="Strong"/>
+          <w:rFonts w:ascii="Arial" w:hAnsi="Arial" w:cs="Arial"/>
+          <w:sz w:val="18"/>
+        </w:rPr>
+        <w:t>rounding</w:t>
+      </w:r>
+      <w:r>
+        <w:rPr>
+          <w:rFonts w:ascii="Arial" w:hAnsi="Arial" w:cs="Arial"/>
+          <w:sz w:val="18"/>
+        </w:rPr>
+        <w:t xml:space="preserve"> changed financial totals silently, enforcing canonical </w:t>
+      </w:r>
+      <w:r>
+        <w:rPr>
+          <w:rStyle w:val="Strong"/>
+          <w:rFonts w:ascii="Arial" w:hAnsi="Arial" w:cs="Arial"/>
+          <w:sz w:val="18"/>
+        </w:rPr>
+        <w:t>decimal handling</w:t>
+      </w:r>
+      <w:r>
+        <w:rPr>
+          <w:rFonts w:ascii="Arial" w:hAnsi="Arial" w:cs="Arial"/>
+          <w:sz w:val="18"/>
+        </w:rPr>
+        <w:t xml:space="preserve"> and adding </w:t>
+      </w:r>
+      <w:r>
+        <w:rPr>
+          <w:rStyle w:val="Strong"/>
+          <w:rFonts w:ascii="Arial" w:hAnsi="Arial" w:cs="Arial"/>
+          <w:sz w:val="18"/>
+        </w:rPr>
+        <w:t>regression tests</w:t>
+      </w:r>
+      <w:r>
+        <w:rPr>
+          <w:rFonts w:ascii="Arial" w:hAnsi="Arial" w:cs="Arial"/>
+          <w:sz w:val="18"/>
+        </w:rPr>
+        <w:t xml:space="preserve"> for edge locales and formats.</w:t>
       </w:r>
     </w:p>
     <w:p>
@@ -3146,7 +4156,7 @@
         <w:pStyle w:val="NormalWeb"/>
         <w:numPr>
           <w:ilvl w:val="0"/>
-          <w:numId w:val="38"/>
+          <w:numId w:val="47"/>
         </w:numPr>
         <w:jc w:val="both"/>
         <w:rPr>
@@ -3159,7 +4169,7 @@
           <w:rFonts w:ascii="Arial" w:hAnsi="Arial" w:cs="Arial"/>
           <w:sz w:val="18"/>
         </w:rPr>
-        <w:t xml:space="preserve">I introduced a pragmatic </w:t>
+        <w:t xml:space="preserve">Introduced a pragmatic </w:t>
       </w:r>
       <w:r>
         <w:rPr>
@@ -3182,7 +4192,7 @@
         <w:pStyle w:val="NormalWeb"/>
         <w:numPr>
           <w:ilvl w:val="0"/>
-          <w:numId w:val="38"/>
+          <w:numId w:val="47"/>
         </w:numPr>
         <w:jc w:val="both"/>
         <w:rPr>
@@ -3195,7 +4205,22 @@
           <w:rFonts w:ascii="Arial" w:hAnsi="Arial" w:cs="Arial"/>
           <w:sz w:val="18"/>
         </w:rPr>
-        <w:t xml:space="preserve">I optimized performance by removing redundant allocations and batching disk reads, reducing scroll </w:t>
+        <w:t xml:space="preserve">Optimized </w:t>
+      </w:r>
+      <w:r>
+        <w:rPr>
+          <w:rStyle w:val="Strong"/>
+          <w:rFonts w:ascii="Arial" w:hAnsi="Arial" w:cs="Arial"/>
+          <w:sz w:val="18"/>
+        </w:rPr>
+        <w:t>performance</w:t>
+      </w:r>
+      <w:r>
+        <w:rPr>
+          <w:rFonts w:ascii="Arial" w:hAnsi="Arial" w:cs="Arial"/>
+          <w:sz w:val="18"/>
+        </w:rPr>
+        <w:t xml:space="preserve"> by removing redundant allocations and batching disk reads, reducing scroll </w:t>
       </w:r>
       <w:proofErr w:type="spellStart"/>
       <w:r>
@@ -3211,7 +4236,22 @@
           <w:rFonts w:ascii="Arial" w:hAnsi="Arial" w:cs="Arial"/>
           <w:sz w:val="18"/>
         </w:rPr>
-        <w:t xml:space="preserve"> and preventing ANRs on mid-range devices used heavily in the field.</w:t>
+        <w:t xml:space="preserve"> and preventing </w:t>
+      </w:r>
+      <w:r>
+        <w:rPr>
+          <w:rStyle w:val="Strong"/>
+          <w:rFonts w:ascii="Arial" w:hAnsi="Arial" w:cs="Arial"/>
+          <w:sz w:val="18"/>
+        </w:rPr>
+        <w:t>ANRs</w:t>
+      </w:r>
+      <w:r>
+        <w:rPr>
+          <w:rFonts w:ascii="Arial" w:hAnsi="Arial" w:cs="Arial"/>
+          <w:sz w:val="18"/>
+        </w:rPr>
+        <w:t xml:space="preserve"> on mid-range devices used heavily in the field.</w:t>
       </w:r>
     </w:p>
     <w:p>
@@ -3219,7 +4259,7 @@
         <w:pStyle w:val="NormalWeb"/>
         <w:numPr>
           <w:ilvl w:val="0"/>
-          <w:numId w:val="38"/>
+          <w:numId w:val="47"/>
         </w:numPr>
         <w:jc w:val="both"/>
         <w:rPr>
@@ -3232,7 +4272,52 @@
           <w:rFonts w:ascii="Arial" w:hAnsi="Arial" w:cs="Arial"/>
           <w:sz w:val="18"/>
         </w:rPr>
-        <w:t>I built background sync with safe retries and idempotent keys, preventing duplicate submissions when devices reconnected after long offline periods.</w:t>
+        <w:t xml:space="preserve">Built background </w:t>
+      </w:r>
+      <w:r>
+        <w:rPr>
+          <w:rStyle w:val="Strong"/>
+          <w:rFonts w:ascii="Arial" w:hAnsi="Arial" w:cs="Arial"/>
+          <w:sz w:val="18"/>
+        </w:rPr>
+        <w:t>sync</w:t>
+      </w:r>
+      <w:r>
+        <w:rPr>
+          <w:rFonts w:ascii="Arial" w:hAnsi="Arial" w:cs="Arial"/>
+          <w:sz w:val="18"/>
+        </w:rPr>
+        <w:t xml:space="preserve"> with safe </w:t>
+      </w:r>
+      <w:r>
+        <w:rPr>
+          <w:rStyle w:val="Strong"/>
+          <w:rFonts w:ascii="Arial" w:hAnsi="Arial" w:cs="Arial"/>
+          <w:sz w:val="18"/>
+        </w:rPr>
+        <w:t>retries</w:t>
+      </w:r>
+      <w:r>
+        <w:rPr>
+          <w:rFonts w:ascii="Arial" w:hAnsi="Arial" w:cs="Arial"/>
+          <w:sz w:val="18"/>
+        </w:rPr>
+        <w:t xml:space="preserve"> and </w:t>
+      </w:r>
+      <w:r>
+        <w:rPr>
+          <w:rStyle w:val="Strong"/>
+          <w:rFonts w:ascii="Arial" w:hAnsi="Arial" w:cs="Arial"/>
+          <w:sz w:val="18"/>
+        </w:rPr>
+        <w:t>idempotent keys</w:t>
+      </w:r>
+      <w:r>
+        <w:rPr>
+          <w:rFonts w:ascii="Arial" w:hAnsi="Arial" w:cs="Arial"/>
+          <w:sz w:val="18"/>
+        </w:rPr>
+        <w:t>, preventing duplicate submissions when devices reconnected after long offline periods.</w:t>
       </w:r>
     </w:p>
     <w:p>
@@ -3240,7 +4325,7 @@
         <w:pStyle w:val="NormalWeb"/>
         <w:numPr>
           <w:ilvl w:val="0"/>
-          <w:numId w:val="38"/>
+          <w:numId w:val="47"/>
         </w:numPr>
         <w:jc w:val="both"/>
         <w:rPr>
@@ -3253,7 +4338,37 @@
           <w:rFonts w:ascii="Arial" w:hAnsi="Arial" w:cs="Arial"/>
           <w:sz w:val="18"/>
         </w:rPr>
-        <w:t>I upgraded a brittle monolith module into smaller components with explicit interfaces, improving build times and reducing cross-feature regression risk.</w:t>
+        <w:t xml:space="preserve">Upgraded a brittle monolith module into smaller components with explicit </w:t>
+      </w:r>
+      <w:r>
+        <w:rPr>
+          <w:rStyle w:val="Strong"/>
+          <w:rFonts w:ascii="Arial" w:hAnsi="Arial" w:cs="Arial"/>
+          <w:sz w:val="18"/>
+        </w:rPr>
+        <w:t>interfaces</w:t>
+      </w:r>
+      <w:r>
+        <w:rPr>
+          <w:rFonts w:ascii="Arial" w:hAnsi="Arial" w:cs="Arial"/>
+          <w:sz w:val="18"/>
+        </w:rPr>
+        <w:t xml:space="preserve">, improving build times and reducing cross-feature </w:t>
+      </w:r>
+      <w:r>
+        <w:rPr>
+          <w:rStyle w:val="Strong"/>
+          <w:rFonts w:ascii="Arial" w:hAnsi="Arial" w:cs="Arial"/>
+          <w:sz w:val="18"/>
+        </w:rPr>
+        <w:t>regression risk</w:t>
+      </w:r>
+      <w:r>
+        <w:rPr>
+          <w:rFonts w:ascii="Arial" w:hAnsi="Arial" w:cs="Arial"/>
+          <w:sz w:val="18"/>
+        </w:rPr>
+        <w:t>.</w:t>
       </w:r>
     </w:p>
     <w:p>
@@ -3261,7 +4376,7 @@
         <w:pStyle w:val="NormalWeb"/>
         <w:numPr>
           <w:ilvl w:val="0"/>
-          <w:numId w:val="38"/>
+          <w:numId w:val="47"/>
         </w:numPr>
         <w:jc w:val="both"/>
         <w:rPr>
@@ -3274,11 +4389,20 @@
           <w:rFonts w:ascii="Arial" w:hAnsi="Arial" w:cs="Arial"/>
           <w:sz w:val="18"/>
         </w:rPr>
-        <w:t xml:space="preserve">I resolved a production issue where aggressive retries amplified outages, introducing exponential </w:t>
+        <w:t xml:space="preserve">Resolved a production issue where aggressive retries amplified outages, introducing </w:t>
+      </w:r>
+      <w:r>
+        <w:rPr>
+          <w:rStyle w:val="Strong"/>
+          <w:rFonts w:ascii="Arial" w:hAnsi="Arial" w:cs="Arial"/>
+          <w:sz w:val="18"/>
+        </w:rPr>
+        <w:t xml:space="preserve">exponential </w:t>
       </w:r>
       <w:proofErr w:type="spellStart"/>
       <w:r>
         <w:rPr>
+          <w:rStyle w:val="Strong"/>
           <w:rFonts w:ascii="Arial" w:hAnsi="Arial" w:cs="Arial"/>
           <w:sz w:val="18"/>
         </w:rPr>
@@ -3290,7 +4414,22 @@
           <w:rFonts w:ascii="Arial" w:hAnsi="Arial" w:cs="Arial"/>
           <w:sz w:val="18"/>
         </w:rPr>
-        <w:t>, jitter, and strict “do not retry” rules for non-transient failures.</w:t>
+        <w:t xml:space="preserve">, jitter, and strict </w:t>
+      </w:r>
+      <w:r>
+        <w:rPr>
+          <w:rStyle w:val="Strong"/>
+          <w:rFonts w:ascii="Arial" w:hAnsi="Arial" w:cs="Arial"/>
+          <w:sz w:val="18"/>
+        </w:rPr>
+        <w:t>“do not retry” rules</w:t>
+      </w:r>
+      <w:r>
+        <w:rPr>
+          <w:rFonts w:ascii="Arial" w:hAnsi="Arial" w:cs="Arial"/>
+          <w:sz w:val="18"/>
+        </w:rPr>
+        <w:t xml:space="preserve"> for non-transient failures.</w:t>
       </w:r>
     </w:p>
     <w:p>
@@ -3298,7 +4437,7 @@
         <w:pStyle w:val="NormalWeb"/>
         <w:numPr>
           <w:ilvl w:val="0"/>
-          <w:numId w:val="38"/>
+          <w:numId w:val="47"/>
         </w:numPr>
         <w:jc w:val="both"/>
         <w:rPr>
@@ -3311,7 +4450,37 @@
           <w:rFonts w:ascii="Arial" w:hAnsi="Arial" w:cs="Arial"/>
           <w:sz w:val="18"/>
         </w:rPr>
-        <w:t>I added early crash analytics and structured logs, making root-cause analysis possible when production behavior differed from staging assumptions.</w:t>
+        <w:t xml:space="preserve">Added early </w:t>
+      </w:r>
+      <w:r>
+        <w:rPr>
+          <w:rStyle w:val="Strong"/>
+          <w:rFonts w:ascii="Arial" w:hAnsi="Arial" w:cs="Arial"/>
+          <w:sz w:val="18"/>
+        </w:rPr>
+        <w:t>crash analytics</w:t>
+      </w:r>
+      <w:r>
+        <w:rPr>
+          <w:rFonts w:ascii="Arial" w:hAnsi="Arial" w:cs="Arial"/>
+          <w:sz w:val="18"/>
+        </w:rPr>
+        <w:t xml:space="preserve"> and </w:t>
+      </w:r>
+      <w:r>
+        <w:rPr>
+          <w:rStyle w:val="Strong"/>
+          <w:rFonts w:ascii="Arial" w:hAnsi="Arial" w:cs="Arial"/>
+          <w:sz w:val="18"/>
+        </w:rPr>
+        <w:t>structured logs</w:t>
+      </w:r>
+      <w:r>
+        <w:rPr>
+          <w:rFonts w:ascii="Arial" w:hAnsi="Arial" w:cs="Arial"/>
+          <w:sz w:val="18"/>
+        </w:rPr>
+        <w:t>, making root-cause analysis possible when production behavior differed from staging assumptions.</w:t>
       </w:r>
     </w:p>
     <w:p>
@@ -3319,7 +4488,7 @@
         <w:pStyle w:val="NormalWeb"/>
         <w:numPr>
           <w:ilvl w:val="0"/>
-          <w:numId w:val="38"/>
+          <w:numId w:val="47"/>
         </w:numPr>
         <w:jc w:val="both"/>
         <w:rPr>
@@ -3332,7 +4501,52 @@
           <w:rFonts w:ascii="Arial" w:hAnsi="Arial" w:cs="Arial"/>
           <w:sz w:val="18"/>
         </w:rPr>
-        <w:t>I implemented secure token storage patterns and tightened permission usage, reducing security risk while keeping the user experience friction-free.</w:t>
+        <w:t xml:space="preserve">Implemented secure </w:t>
+      </w:r>
+      <w:r>
+        <w:rPr>
+          <w:rStyle w:val="Strong"/>
+          <w:rFonts w:ascii="Arial" w:hAnsi="Arial" w:cs="Arial"/>
+          <w:sz w:val="18"/>
+        </w:rPr>
+        <w:t>token storage</w:t>
+      </w:r>
+      <w:r>
+        <w:rPr>
+          <w:rFonts w:ascii="Arial" w:hAnsi="Arial" w:cs="Arial"/>
+          <w:sz w:val="18"/>
+        </w:rPr>
+        <w:t xml:space="preserve"> patterns and tightened </w:t>
+      </w:r>
+      <w:r>
+        <w:rPr>
+          <w:rStyle w:val="Strong"/>
+          <w:rFonts w:ascii="Arial" w:hAnsi="Arial" w:cs="Arial"/>
+          <w:sz w:val="18"/>
+        </w:rPr>
+        <w:t>permission usage</w:t>
+      </w:r>
+      <w:r>
+        <w:rPr>
+          <w:rFonts w:ascii="Arial" w:hAnsi="Arial" w:cs="Arial"/>
+          <w:sz w:val="18"/>
+        </w:rPr>
+        <w:t xml:space="preserve">, reducing </w:t>
+      </w:r>
+      <w:r>
+        <w:rPr>
+          <w:rStyle w:val="Strong"/>
+          <w:rFonts w:ascii="Arial" w:hAnsi="Arial" w:cs="Arial"/>
+          <w:sz w:val="18"/>
+        </w:rPr>
+        <w:t>security risk</w:t>
+      </w:r>
+      <w:r>
+        <w:rPr>
+          <w:rFonts w:ascii="Arial" w:hAnsi="Arial" w:cs="Arial"/>
+          <w:sz w:val="18"/>
+        </w:rPr>
+        <w:t xml:space="preserve"> while keeping the user experience friction-free.</w:t>
       </w:r>
     </w:p>
     <w:p>
@@ -3340,21 +4554,33 @@
         <w:pStyle w:val="NormalWeb"/>
         <w:numPr>
           <w:ilvl w:val="0"/>
-          <w:numId w:val="38"/>
+          <w:numId w:val="47"/>
         </w:numPr>
         <w:jc w:val="both"/>
-        <w:rPr>
-          <w:rFonts w:ascii="Arial" w:hAnsi="Arial" w:cs="Arial"/>
-          <w:sz w:val="18"/>
-        </w:rPr>
-      </w:pPr>
-      <w:r>
-        <w:rPr>
-          <w:rFonts w:ascii="Arial" w:hAnsi="Arial" w:cs="Arial"/>
-          <w:sz w:val="18"/>
-        </w:rPr>
-        <w:t>I shipped new features by reusing stable patterns and refactoring incrementally, showing flexible skills while keeping technical debt visible and controlled.</w:t>
-      </w:r>
+      </w:pPr>
+      <w:r>
+        <w:rPr>
+          <w:rFonts w:ascii="Arial" w:hAnsi="Arial" w:cs="Arial"/>
+          <w:sz w:val="18"/>
+        </w:rPr>
+        <w:t xml:space="preserve">Shipped new features by reusing stable patterns and refactoring incrementally, showing flexible skills while keeping </w:t>
+      </w:r>
+      <w:r>
+        <w:rPr>
+          <w:rStyle w:val="Strong"/>
+          <w:rFonts w:ascii="Arial" w:hAnsi="Arial" w:cs="Arial"/>
+          <w:sz w:val="18"/>
+        </w:rPr>
+        <w:t>technical debt</w:t>
+      </w:r>
+      <w:r>
+        <w:rPr>
+          <w:rFonts w:ascii="Arial" w:hAnsi="Arial" w:cs="Arial"/>
+          <w:sz w:val="18"/>
+        </w:rPr>
+        <w:t xml:space="preserve"> visible and controlled.</w:t>
+      </w:r>
+      <w:bookmarkEnd w:id="0"/>
     </w:p>
     <w:p>
       <w:pPr>
@@ -3512,7 +4738,6 @@
         </w:pBdr>
         <w:spacing w:before="120" w:after="80"/>
       </w:pPr>
-      <w:bookmarkStart w:id="0" w:name="_GoBack"/>
       <w:r>
         <w:rPr>
           <w:b/>
@@ -3899,7 +5124,6 @@
         <w:t>, which cut incident triage time by making protocol-level failures reproducible and measurable.</w:t>
       </w:r>
     </w:p>
-    <w:bookmarkEnd w:id="0"/>
     <w:p>
       <w:pPr>
         <w:pStyle w:val="NormalWeb"/>
@@ -5816,6 +7040,120 @@
     </w:lvl>
   </w:abstractNum>
   <w:abstractNum w:abstractNumId="17">
+    <w:nsid w:val="37D2449A"/>
+    <w:multiLevelType w:val="hybridMultilevel"/>
+    <w:tmpl w:val="22DA72C2"/>
+    <w:lvl w:ilvl="0" w:tplc="45A42B00">
+      <w:start w:val="1"/>
+      <w:numFmt w:val="bullet"/>
+      <w:lvlText w:val=""/>
+      <w:lvlJc w:val="left"/>
+      <w:pPr>
+        <w:ind w:left="360" w:hanging="360"/>
+      </w:pPr>
+      <w:rPr>
+        <w:rFonts w:ascii="Wingdings" w:hAnsi="Wingdings" w:hint="default"/>
+        <w:sz w:val="18"/>
+      </w:rPr>
+    </w:lvl>
+    <w:lvl w:ilvl="1" w:tplc="04090003" w:tentative="1">
+      <w:start w:val="1"/>
+      <w:numFmt w:val="bullet"/>
+      <w:lvlText w:val="o"/>
+      <w:lvlJc w:val="left"/>
+      <w:pPr>
+        <w:ind w:left="1080" w:hanging="360"/>
+      </w:pPr>
+      <w:rPr>
+        <w:rFonts w:ascii="Courier New" w:hAnsi="Courier New" w:cs="Courier New" w:hint="default"/>
+      </w:rPr>
+    </w:lvl>
+    <w:lvl w:ilvl="2" w:tplc="04090005" w:tentative="1">
+      <w:start w:val="1"/>
+      <w:numFmt w:val="bullet"/>
+      <w:lvlText w:val=""/>
+      <w:lvlJc w:val="left"/>
+      <w:pPr>
+        <w:ind w:left="1800" w:hanging="360"/>
+      </w:pPr>
+      <w:rPr>
+        <w:rFonts w:ascii="Wingdings" w:hAnsi="Wingdings" w:hint="default"/>
+      </w:rPr>
+    </w:lvl>
+    <w:lvl w:ilvl="3" w:tplc="04090001" w:tentative="1">
+      <w:start w:val="1"/>
+      <w:numFmt w:val="bullet"/>
+      <w:lvlText w:val=""/>
+      <w:lvlJc w:val="left"/>
+      <w:pPr>
+        <w:ind w:left="2520" w:hanging="360"/>
+      </w:pPr>
+      <w:rPr>
+        <w:rFonts w:ascii="Symbol" w:hAnsi="Symbol" w:hint="default"/>
+      </w:rPr>
+    </w:lvl>
+    <w:lvl w:ilvl="4" w:tplc="04090003" w:tentative="1">
+      <w:start w:val="1"/>
+      <w:numFmt w:val="bullet"/>
+      <w:lvlText w:val="o"/>
+      <w:lvlJc w:val="left"/>
+      <w:pPr>
+        <w:ind w:left="3240" w:hanging="360"/>
+      </w:pPr>
+      <w:rPr>
+        <w:rFonts w:ascii="Courier New" w:hAnsi="Courier New" w:cs="Courier New" w:hint="default"/>
+      </w:rPr>
+    </w:lvl>
+    <w:lvl w:ilvl="5" w:tplc="04090005" w:tentative="1">
+      <w:start w:val="1"/>
+      <w:numFmt w:val="bullet"/>
+      <w:lvlText w:val=""/>
+      <w:lvlJc w:val="left"/>
+      <w:pPr>
+        <w:ind w:left="3960" w:hanging="360"/>
+      </w:pPr>
+      <w:rPr>
+        <w:rFonts w:ascii="Wingdings" w:hAnsi="Wingdings" w:hint="default"/>
+      </w:rPr>
+    </w:lvl>
+    <w:lvl w:ilvl="6" w:tplc="04090001" w:tentative="1">
+      <w:start w:val="1"/>
+      <w:numFmt w:val="bullet"/>
+      <w:lvlText w:val=""/>
+      <w:lvlJc w:val="left"/>
+      <w:pPr>
+        <w:ind w:left="4680" w:hanging="360"/>
+      </w:pPr>
+      <w:rPr>
+        <w:rFonts w:ascii="Symbol" w:hAnsi="Symbol" w:hint="default"/>
+      </w:rPr>
+    </w:lvl>
+    <w:lvl w:ilvl="7" w:tplc="04090003" w:tentative="1">
+      <w:start w:val="1"/>
+      <w:numFmt w:val="bullet"/>
+      <w:lvlText w:val="o"/>
+      <w:lvlJc w:val="left"/>
+      <w:pPr>
+        <w:ind w:left="5400" w:hanging="360"/>
+      </w:pPr>
+      <w:rPr>
+        <w:rFonts w:ascii="Courier New" w:hAnsi="Courier New" w:cs="Courier New" w:hint="default"/>
+      </w:rPr>
+    </w:lvl>
+    <w:lvl w:ilvl="8" w:tplc="04090005" w:tentative="1">
+      <w:start w:val="1"/>
+      <w:numFmt w:val="bullet"/>
+      <w:lvlText w:val=""/>
+      <w:lvlJc w:val="left"/>
+      <w:pPr>
+        <w:ind w:left="6120" w:hanging="360"/>
+      </w:pPr>
+      <w:rPr>
+        <w:rFonts w:ascii="Wingdings" w:hAnsi="Wingdings" w:hint="default"/>
+      </w:rPr>
+    </w:lvl>
+  </w:abstractNum>
+  <w:abstractNum w:abstractNumId="18">
     <w:nsid w:val="39344CF9"/>
     <w:multiLevelType w:val="hybridMultilevel"/>
     <w:tmpl w:val="32E015CC"/>
@@ -5927,7 +7265,7 @@
       </w:rPr>
     </w:lvl>
   </w:abstractNum>
-  <w:abstractNum w:abstractNumId="18">
+  <w:abstractNum w:abstractNumId="19">
     <w:nsid w:val="3F1B1DB9"/>
     <w:multiLevelType w:val="hybridMultilevel"/>
     <w:tmpl w:val="17428F30"/>
@@ -6040,7 +7378,7 @@
       </w:rPr>
     </w:lvl>
   </w:abstractNum>
-  <w:abstractNum w:abstractNumId="19">
+  <w:abstractNum w:abstractNumId="20">
     <w:nsid w:val="402E5A5D"/>
     <w:multiLevelType w:val="hybridMultilevel"/>
     <w:tmpl w:val="F50C67E8"/>
@@ -6153,7 +7491,7 @@
       </w:rPr>
     </w:lvl>
   </w:abstractNum>
-  <w:abstractNum w:abstractNumId="20">
+  <w:abstractNum w:abstractNumId="21">
     <w:nsid w:val="40C75CB4"/>
     <w:multiLevelType w:val="hybridMultilevel"/>
     <w:tmpl w:val="59069A8A"/>
@@ -6266,7 +7604,7 @@
       </w:rPr>
     </w:lvl>
   </w:abstractNum>
-  <w:abstractNum w:abstractNumId="21">
+  <w:abstractNum w:abstractNumId="22">
     <w:nsid w:val="4268554E"/>
     <w:multiLevelType w:val="hybridMultilevel"/>
     <w:tmpl w:val="9EA8FC6C"/>
@@ -6378,7 +7716,7 @@
       </w:rPr>
     </w:lvl>
   </w:abstractNum>
-  <w:abstractNum w:abstractNumId="22">
+  <w:abstractNum w:abstractNumId="23">
     <w:nsid w:val="42B55C1F"/>
     <w:multiLevelType w:val="hybridMultilevel"/>
     <w:tmpl w:val="CCC2EA40"/>
@@ -6492,7 +7830,7 @@
       </w:rPr>
     </w:lvl>
   </w:abstractNum>
-  <w:abstractNum w:abstractNumId="23">
+  <w:abstractNum w:abstractNumId="24">
     <w:nsid w:val="447A36A7"/>
     <w:multiLevelType w:val="multilevel"/>
     <w:tmpl w:val="E23EE6EC"/>
@@ -6641,7 +7979,7 @@
       </w:rPr>
     </w:lvl>
   </w:abstractNum>
-  <w:abstractNum w:abstractNumId="24">
+  <w:abstractNum w:abstractNumId="25">
     <w:nsid w:val="45785A81"/>
     <w:multiLevelType w:val="hybridMultilevel"/>
     <w:tmpl w:val="962695C8"/>
@@ -6753,7 +8091,7 @@
       </w:rPr>
     </w:lvl>
   </w:abstractNum>
-  <w:abstractNum w:abstractNumId="25">
+  <w:abstractNum w:abstractNumId="26">
     <w:nsid w:val="46DF270F"/>
     <w:multiLevelType w:val="multilevel"/>
     <w:tmpl w:val="52085164"/>
@@ -6902,7 +8240,7 @@
       </w:rPr>
     </w:lvl>
   </w:abstractNum>
-  <w:abstractNum w:abstractNumId="26">
+  <w:abstractNum w:abstractNumId="27">
     <w:nsid w:val="474E4DAD"/>
     <w:multiLevelType w:val="hybridMultilevel"/>
     <w:tmpl w:val="3E0EE9DE"/>
@@ -7015,7 +8353,7 @@
       </w:rPr>
     </w:lvl>
   </w:abstractNum>
-  <w:abstractNum w:abstractNumId="27">
+  <w:abstractNum w:abstractNumId="28">
     <w:nsid w:val="493948E5"/>
     <w:multiLevelType w:val="multilevel"/>
     <w:tmpl w:val="8BEA21F4"/>
@@ -7164,7 +8502,7 @@
       </w:rPr>
     </w:lvl>
   </w:abstractNum>
-  <w:abstractNum w:abstractNumId="28">
+  <w:abstractNum w:abstractNumId="29">
     <w:nsid w:val="4F682143"/>
     <w:multiLevelType w:val="multilevel"/>
     <w:tmpl w:val="698CBBDA"/>
@@ -7280,7 +8618,121 @@
       </w:pPr>
     </w:lvl>
   </w:abstractNum>
-  <w:abstractNum w:abstractNumId="29">
+  <w:abstractNum w:abstractNumId="30">
+    <w:nsid w:val="54B27B07"/>
+    <w:multiLevelType w:val="hybridMultilevel"/>
+    <w:tmpl w:val="3E42EA6C"/>
+    <w:lvl w:ilvl="0" w:tplc="45A42B00">
+      <w:start w:val="1"/>
+      <w:numFmt w:val="bullet"/>
+      <w:lvlText w:val=""/>
+      <w:lvlJc w:val="left"/>
+      <w:pPr>
+        <w:ind w:left="360" w:hanging="360"/>
+      </w:pPr>
+      <w:rPr>
+        <w:rFonts w:ascii="Wingdings" w:hAnsi="Wingdings" w:hint="default"/>
+        <w:sz w:val="18"/>
+      </w:rPr>
+    </w:lvl>
+    <w:lvl w:ilvl="1" w:tplc="04090003" w:tentative="1">
+      <w:start w:val="1"/>
+      <w:numFmt w:val="bullet"/>
+      <w:lvlText w:val="o"/>
+      <w:lvlJc w:val="left"/>
+      <w:pPr>
+        <w:ind w:left="1080" w:hanging="360"/>
+      </w:pPr>
+      <w:rPr>
+        <w:rFonts w:ascii="Courier New" w:hAnsi="Courier New" w:cs="Courier New" w:hint="default"/>
+      </w:rPr>
+    </w:lvl>
+    <w:lvl w:ilvl="2" w:tplc="04090005" w:tentative="1">
+      <w:start w:val="1"/>
+      <w:numFmt w:val="bullet"/>
+      <w:lvlText w:val=""/>
+      <w:lvlJc w:val="left"/>
+      <w:pPr>
+        <w:ind w:left="1800" w:hanging="360"/>
+      </w:pPr>
+      <w:rPr>
+        <w:rFonts w:ascii="Wingdings" w:hAnsi="Wingdings" w:hint="default"/>
+      </w:rPr>
+    </w:lvl>
+    <w:lvl w:ilvl="3" w:tplc="04090001" w:tentative="1">
+      <w:start w:val="1"/>
+      <w:numFmt w:val="bullet"/>
+      <w:lvlText w:val=""/>
+      <w:lvlJc w:val="left"/>
+      <w:pPr>
+        <w:ind w:left="2520" w:hanging="360"/>
+      </w:pPr>
+      <w:rPr>
+        <w:rFonts w:ascii="Symbol" w:hAnsi="Symbol" w:hint="default"/>
+      </w:rPr>
+    </w:lvl>
+    <w:lvl w:ilvl="4" w:tplc="04090003" w:tentative="1">
+      <w:start w:val="1"/>
+      <w:numFmt w:val="bullet"/>
+      <w:lvlText w:val="o"/>
+      <w:lvlJc w:val="left"/>
+      <w:pPr>
+        <w:ind w:left="3240" w:hanging="360"/>
+      </w:pPr>
+      <w:rPr>
+        <w:rFonts w:ascii="Courier New" w:hAnsi="Courier New" w:cs="Courier New" w:hint="default"/>
+      </w:rPr>
+    </w:lvl>
+    <w:lvl w:ilvl="5" w:tplc="04090005" w:tentative="1">
+      <w:start w:val="1"/>
+      <w:numFmt w:val="bullet"/>
+      <w:lvlText w:val=""/>
+      <w:lvlJc w:val="left"/>
+      <w:pPr>
+        <w:ind w:left="3960" w:hanging="360"/>
+      </w:pPr>
+      <w:rPr>
+        <w:rFonts w:ascii="Wingdings" w:hAnsi="Wingdings" w:hint="default"/>
+      </w:rPr>
+    </w:lvl>
+    <w:lvl w:ilvl="6" w:tplc="04090001" w:tentative="1">
+      <w:start w:val="1"/>
+      <w:numFmt w:val="bullet"/>
+      <w:lvlText w:val=""/>
+      <w:lvlJc w:val="left"/>
+      <w:pPr>
+        <w:ind w:left="4680" w:hanging="360"/>
+      </w:pPr>
+      <w:rPr>
+        <w:rFonts w:ascii="Symbol" w:hAnsi="Symbol" w:hint="default"/>
+      </w:rPr>
+    </w:lvl>
+    <w:lvl w:ilvl="7" w:tplc="04090003" w:tentative="1">
+      <w:start w:val="1"/>
+      <w:numFmt w:val="bullet"/>
+      <w:lvlText w:val="o"/>
+      <w:lvlJc w:val="left"/>
+      <w:pPr>
+        <w:ind w:left="5400" w:hanging="360"/>
+      </w:pPr>
+      <w:rPr>
+        <w:rFonts w:ascii="Courier New" w:hAnsi="Courier New" w:cs="Courier New" w:hint="default"/>
+      </w:rPr>
+    </w:lvl>
+    <w:lvl w:ilvl="8" w:tplc="04090005" w:tentative="1">
+      <w:start w:val="1"/>
+      <w:numFmt w:val="bullet"/>
+      <w:lvlText w:val=""/>
+      <w:lvlJc w:val="left"/>
+      <w:pPr>
+        <w:ind w:left="6120" w:hanging="360"/>
+      </w:pPr>
+      <w:rPr>
+        <w:rFonts w:ascii="Wingdings" w:hAnsi="Wingdings" w:hint="default"/>
+      </w:rPr>
+    </w:lvl>
+  </w:abstractNum>
+  <w:abstractNum w:abstractNumId="31">
     <w:nsid w:val="57C43435"/>
     <w:multiLevelType w:val="hybridMultilevel"/>
     <w:tmpl w:val="4A642D14"/>
@@ -7369,7 +8821,7 @@
       </w:pPr>
     </w:lvl>
   </w:abstractNum>
-  <w:abstractNum w:abstractNumId="30">
+  <w:abstractNum w:abstractNumId="32">
     <w:nsid w:val="5F161A46"/>
     <w:multiLevelType w:val="hybridMultilevel"/>
     <w:tmpl w:val="40AEE0C6"/>
@@ -7482,7 +8934,7 @@
       </w:rPr>
     </w:lvl>
   </w:abstractNum>
-  <w:abstractNum w:abstractNumId="31">
+  <w:abstractNum w:abstractNumId="33">
     <w:nsid w:val="607232D6"/>
     <w:multiLevelType w:val="multilevel"/>
     <w:tmpl w:val="059805F6"/>
@@ -7631,7 +9083,7 @@
       </w:rPr>
     </w:lvl>
   </w:abstractNum>
-  <w:abstractNum w:abstractNumId="32">
+  <w:abstractNum w:abstractNumId="34">
     <w:nsid w:val="66A76D4D"/>
     <w:multiLevelType w:val="hybridMultilevel"/>
     <w:tmpl w:val="A1ACC958"/>
@@ -7743,7 +9195,7 @@
       </w:rPr>
     </w:lvl>
   </w:abstractNum>
-  <w:abstractNum w:abstractNumId="33">
+  <w:abstractNum w:abstractNumId="35">
     <w:nsid w:val="68D1638E"/>
     <w:multiLevelType w:val="hybridMultilevel"/>
     <w:tmpl w:val="0FE2C19C"/>
@@ -7856,7 +9308,7 @@
       </w:rPr>
     </w:lvl>
   </w:abstractNum>
-  <w:abstractNum w:abstractNumId="34">
+  <w:abstractNum w:abstractNumId="36">
     <w:nsid w:val="6C2341BD"/>
     <w:multiLevelType w:val="hybridMultilevel"/>
     <w:tmpl w:val="C6E6FAFC"/>
@@ -7968,7 +9420,7 @@
       </w:rPr>
     </w:lvl>
   </w:abstractNum>
-  <w:abstractNum w:abstractNumId="35">
+  <w:abstractNum w:abstractNumId="37">
     <w:nsid w:val="6E410B29"/>
     <w:multiLevelType w:val="hybridMultilevel"/>
     <w:tmpl w:val="AC362FE0"/>
@@ -8081,7 +9533,7 @@
       </w:rPr>
     </w:lvl>
   </w:abstractNum>
-  <w:abstractNum w:abstractNumId="36">
+  <w:abstractNum w:abstractNumId="38">
     <w:nsid w:val="6F1E2240"/>
     <w:multiLevelType w:val="hybridMultilevel"/>
     <w:tmpl w:val="6D14FED8"/>
@@ -8194,7 +9646,7 @@
       </w:rPr>
     </w:lvl>
   </w:abstractNum>
-  <w:abstractNum w:abstractNumId="37">
+  <w:abstractNum w:abstractNumId="39">
     <w:nsid w:val="6F862A7A"/>
     <w:multiLevelType w:val="hybridMultilevel"/>
     <w:tmpl w:val="7FEC0DFA"/>
@@ -8306,7 +9758,7 @@
       </w:rPr>
     </w:lvl>
   </w:abstractNum>
-  <w:abstractNum w:abstractNumId="38">
+  <w:abstractNum w:abstractNumId="40">
     <w:nsid w:val="71A05C2E"/>
     <w:multiLevelType w:val="hybridMultilevel"/>
     <w:tmpl w:val="37D0B450"/>
@@ -8419,7 +9871,7 @@
       </w:rPr>
     </w:lvl>
   </w:abstractNum>
-  <w:abstractNum w:abstractNumId="39">
+  <w:abstractNum w:abstractNumId="41">
     <w:nsid w:val="73B11F96"/>
     <w:multiLevelType w:val="hybridMultilevel"/>
     <w:tmpl w:val="BCD271E8"/>
@@ -8531,7 +9983,121 @@
       </w:rPr>
     </w:lvl>
   </w:abstractNum>
-  <w:abstractNum w:abstractNumId="40">
+  <w:abstractNum w:abstractNumId="42">
+    <w:nsid w:val="73F847CB"/>
+    <w:multiLevelType w:val="hybridMultilevel"/>
+    <w:tmpl w:val="FCC4A08C"/>
+    <w:lvl w:ilvl="0" w:tplc="45A42B00">
+      <w:start w:val="1"/>
+      <w:numFmt w:val="bullet"/>
+      <w:lvlText w:val=""/>
+      <w:lvlJc w:val="left"/>
+      <w:pPr>
+        <w:ind w:left="360" w:hanging="360"/>
+      </w:pPr>
+      <w:rPr>
+        <w:rFonts w:ascii="Wingdings" w:hAnsi="Wingdings" w:hint="default"/>
+        <w:sz w:val="18"/>
+      </w:rPr>
+    </w:lvl>
+    <w:lvl w:ilvl="1" w:tplc="04090003" w:tentative="1">
+      <w:start w:val="1"/>
+      <w:numFmt w:val="bullet"/>
+      <w:lvlText w:val="o"/>
+      <w:lvlJc w:val="left"/>
+      <w:pPr>
+        <w:ind w:left="1080" w:hanging="360"/>
+      </w:pPr>
+      <w:rPr>
+        <w:rFonts w:ascii="Courier New" w:hAnsi="Courier New" w:cs="Courier New" w:hint="default"/>
+      </w:rPr>
+    </w:lvl>
+    <w:lvl w:ilvl="2" w:tplc="04090005" w:tentative="1">
+      <w:start w:val="1"/>
+      <w:numFmt w:val="bullet"/>
+      <w:lvlText w:val=""/>
+      <w:lvlJc w:val="left"/>
+      <w:pPr>
+        <w:ind w:left="1800" w:hanging="360"/>
+      </w:pPr>
+      <w:rPr>
+        <w:rFonts w:ascii="Wingdings" w:hAnsi="Wingdings" w:hint="default"/>
+      </w:rPr>
+    </w:lvl>
+    <w:lvl w:ilvl="3" w:tplc="04090001" w:tentative="1">
+      <w:start w:val="1"/>
+      <w:numFmt w:val="bullet"/>
+      <w:lvlText w:val=""/>
+      <w:lvlJc w:val="left"/>
+      <w:pPr>
+        <w:ind w:left="2520" w:hanging="360"/>
+      </w:pPr>
+      <w:rPr>
+        <w:rFonts w:ascii="Symbol" w:hAnsi="Symbol" w:hint="default"/>
+      </w:rPr>
+    </w:lvl>
+    <w:lvl w:ilvl="4" w:tplc="04090003" w:tentative="1">
+      <w:start w:val="1"/>
+      <w:numFmt w:val="bullet"/>
+      <w:lvlText w:val="o"/>
+      <w:lvlJc w:val="left"/>
+      <w:pPr>
+        <w:ind w:left="3240" w:hanging="360"/>
+      </w:pPr>
+      <w:rPr>
+        <w:rFonts w:ascii="Courier New" w:hAnsi="Courier New" w:cs="Courier New" w:hint="default"/>
+      </w:rPr>
+    </w:lvl>
+    <w:lvl w:ilvl="5" w:tplc="04090005" w:tentative="1">
+      <w:start w:val="1"/>
+      <w:numFmt w:val="bullet"/>
+      <w:lvlText w:val=""/>
+      <w:lvlJc w:val="left"/>
+      <w:pPr>
+        <w:ind w:left="3960" w:hanging="360"/>
+      </w:pPr>
+      <w:rPr>
+        <w:rFonts w:ascii="Wingdings" w:hAnsi="Wingdings" w:hint="default"/>
+      </w:rPr>
+    </w:lvl>
+    <w:lvl w:ilvl="6" w:tplc="04090001" w:tentative="1">
+      <w:start w:val="1"/>
+      <w:numFmt w:val="bullet"/>
+      <w:lvlText w:val=""/>
+      <w:lvlJc w:val="left"/>
+      <w:pPr>
+        <w:ind w:left="4680" w:hanging="360"/>
+      </w:pPr>
+      <w:rPr>
+        <w:rFonts w:ascii="Symbol" w:hAnsi="Symbol" w:hint="default"/>
+      </w:rPr>
+    </w:lvl>
+    <w:lvl w:ilvl="7" w:tplc="04090003" w:tentative="1">
+      <w:start w:val="1"/>
+      <w:numFmt w:val="bullet"/>
+      <w:lvlText w:val="o"/>
+      <w:lvlJc w:val="left"/>
+      <w:pPr>
+        <w:ind w:left="5400" w:hanging="360"/>
+      </w:pPr>
+      <w:rPr>
+        <w:rFonts w:ascii="Courier New" w:hAnsi="Courier New" w:cs="Courier New" w:hint="default"/>
+      </w:rPr>
+    </w:lvl>
+    <w:lvl w:ilvl="8" w:tplc="04090005" w:tentative="1">
+      <w:start w:val="1"/>
+      <w:numFmt w:val="bullet"/>
+      <w:lvlText w:val=""/>
+      <w:lvlJc w:val="left"/>
+      <w:pPr>
+        <w:ind w:left="6120" w:hanging="360"/>
+      </w:pPr>
+      <w:rPr>
+        <w:rFonts w:ascii="Wingdings" w:hAnsi="Wingdings" w:hint="default"/>
+      </w:rPr>
+    </w:lvl>
+  </w:abstractNum>
+  <w:abstractNum w:abstractNumId="43">
     <w:nsid w:val="7550560D"/>
     <w:multiLevelType w:val="hybridMultilevel"/>
     <w:tmpl w:val="DCB0E44A"/>
@@ -8644,7 +10210,7 @@
       </w:rPr>
     </w:lvl>
   </w:abstractNum>
-  <w:abstractNum w:abstractNumId="41">
+  <w:abstractNum w:abstractNumId="44">
     <w:nsid w:val="774C6F2C"/>
     <w:multiLevelType w:val="hybridMultilevel"/>
     <w:tmpl w:val="902A2FDA"/>
@@ -8757,7 +10323,7 @@
       </w:rPr>
     </w:lvl>
   </w:abstractNum>
-  <w:abstractNum w:abstractNumId="42">
+  <w:abstractNum w:abstractNumId="45">
     <w:nsid w:val="7AC05A0B"/>
     <w:multiLevelType w:val="hybridMultilevel"/>
     <w:tmpl w:val="3B2671D2"/>
@@ -8843,7 +10409,7 @@
       </w:pPr>
     </w:lvl>
   </w:abstractNum>
-  <w:abstractNum w:abstractNumId="43">
+  <w:abstractNum w:abstractNumId="46">
     <w:nsid w:val="7F4E2A0B"/>
     <w:multiLevelType w:val="hybridMultilevel"/>
     <w:tmpl w:val="3DC29F4E"/>
@@ -8963,25 +10529,25 @@
     </w:lvlOverride>
   </w:num>
   <w:num w:numId="2">
-    <w:abstractNumId w:val="41"/>
+    <w:abstractNumId w:val="44"/>
   </w:num>
   <w:num w:numId="3">
     <w:abstractNumId w:val="15"/>
   </w:num>
   <w:num w:numId="4">
-    <w:abstractNumId w:val="32"/>
+    <w:abstractNumId w:val="34"/>
   </w:num>
   <w:num w:numId="5">
-    <w:abstractNumId w:val="33"/>
+    <w:abstractNumId w:val="35"/>
   </w:num>
   <w:num w:numId="6">
-    <w:abstractNumId w:val="39"/>
+    <w:abstractNumId w:val="41"/>
   </w:num>
   <w:num w:numId="7">
-    <w:abstractNumId w:val="19"/>
+    <w:abstractNumId w:val="20"/>
   </w:num>
   <w:num w:numId="8">
-    <w:abstractNumId w:val="24"/>
+    <w:abstractNumId w:val="25"/>
   </w:num>
   <w:num w:numId="9">
     <w:abstractNumId w:val="0"/>
@@ -8993,25 +10559,25 @@
     <w:abstractNumId w:val="6"/>
   </w:num>
   <w:num w:numId="12">
-    <w:abstractNumId w:val="18"/>
+    <w:abstractNumId w:val="19"/>
   </w:num>
   <w:num w:numId="13">
-    <w:abstractNumId w:val="43"/>
+    <w:abstractNumId w:val="46"/>
   </w:num>
   <w:num w:numId="14">
-    <w:abstractNumId w:val="35"/>
+    <w:abstractNumId w:val="37"/>
   </w:num>
   <w:num w:numId="15">
     <w:abstractNumId w:val="2"/>
   </w:num>
   <w:num w:numId="16">
-    <w:abstractNumId w:val="36"/>
+    <w:abstractNumId w:val="38"/>
   </w:num>
   <w:num w:numId="17">
     <w:abstractNumId w:val="10"/>
   </w:num>
   <w:num w:numId="18">
-    <w:abstractNumId w:val="30"/>
+    <w:abstractNumId w:val="32"/>
   </w:num>
   <w:num w:numId="19">
     <w:abstractNumId w:val="3"/>
@@ -9020,25 +10586,25 @@
     <w:abstractNumId w:val="4"/>
   </w:num>
   <w:num w:numId="21">
-    <w:abstractNumId w:val="20"/>
+    <w:abstractNumId w:val="21"/>
   </w:num>
   <w:num w:numId="22">
-    <w:abstractNumId w:val="26"/>
+    <w:abstractNumId w:val="27"/>
   </w:num>
   <w:num w:numId="23">
-    <w:abstractNumId w:val="23"/>
+    <w:abstractNumId w:val="24"/>
   </w:num>
   <w:num w:numId="24">
-    <w:abstractNumId w:val="25"/>
+    <w:abstractNumId w:val="26"/>
   </w:num>
   <w:num w:numId="25">
     <w:abstractNumId w:val="8"/>
   </w:num>
   <w:num w:numId="26">
-    <w:abstractNumId w:val="22"/>
+    <w:abstractNumId w:val="23"/>
   </w:num>
   <w:num w:numId="27">
-    <w:abstractNumId w:val="40"/>
+    <w:abstractNumId w:val="43"/>
   </w:num>
   <w:num w:numId="28">
     <w:abstractNumId w:val="7"/>
@@ -9047,28 +10613,28 @@
     <w:abstractNumId w:val="1"/>
   </w:num>
   <w:num w:numId="30">
-    <w:abstractNumId w:val="34"/>
+    <w:abstractNumId w:val="36"/>
   </w:num>
   <w:num w:numId="31">
     <w:abstractNumId w:val="16"/>
   </w:num>
   <w:num w:numId="32">
-    <w:abstractNumId w:val="28"/>
+    <w:abstractNumId w:val="29"/>
   </w:num>
   <w:num w:numId="33">
-    <w:abstractNumId w:val="42"/>
+    <w:abstractNumId w:val="45"/>
   </w:num>
   <w:num w:numId="34">
-    <w:abstractNumId w:val="17"/>
+    <w:abstractNumId w:val="18"/>
   </w:num>
   <w:num w:numId="35">
-    <w:abstractNumId w:val="29"/>
+    <w:abstractNumId w:val="31"/>
   </w:num>
   <w:num w:numId="36">
     <w:abstractNumId w:val="9"/>
   </w:num>
   <w:num w:numId="37">
-    <w:abstractNumId w:val="37"/>
+    <w:abstractNumId w:val="39"/>
   </w:num>
   <w:num w:numId="38">
     <w:abstractNumId w:val="13"/>
@@ -9077,19 +10643,28 @@
     <w:abstractNumId w:val="11"/>
   </w:num>
   <w:num w:numId="40">
-    <w:abstractNumId w:val="31"/>
+    <w:abstractNumId w:val="33"/>
   </w:num>
   <w:num w:numId="41">
-    <w:abstractNumId w:val="27"/>
+    <w:abstractNumId w:val="28"/>
   </w:num>
   <w:num w:numId="42">
-    <w:abstractNumId w:val="21"/>
+    <w:abstractNumId w:val="22"/>
   </w:num>
   <w:num w:numId="43">
     <w:abstractNumId w:val="5"/>
   </w:num>
   <w:num w:numId="44">
-    <w:abstractNumId w:val="38"/>
+    <w:abstractNumId w:val="40"/>
+  </w:num>
+  <w:num w:numId="45">
+    <w:abstractNumId w:val="30"/>
+  </w:num>
+  <w:num w:numId="46">
+    <w:abstractNumId w:val="17"/>
+  </w:num>
+  <w:num w:numId="47">
+    <w:abstractNumId w:val="42"/>
   </w:num>
 </w:numbering>
 </file>
